--- a/fiction/drafts/third-person/tpp-out-of-exile_20250608-0448.docx
+++ b/fiction/drafts/third-person/tpp-out-of-exile_20250608-0448.docx
@@ -1,20 +1,20 @@
 
 <file path=word/document.xml><?xml version="1.0" encoding="utf-8"?>
-<w:document xmlns:ve="http://schemas.openxmlformats.org/markup-compatibility/2006" xmlns:o="urn:schemas-microsoft-com:office:office" xmlns:r="http://schemas.openxmlformats.org/officeDocument/2006/relationships" xmlns:m="http://schemas.openxmlformats.org/officeDocument/2006/math" xmlns:v="urn:schemas-microsoft-com:vml" xmlns:wp="http://schemas.openxmlformats.org/drawingml/2006/wordprocessingDrawing" xmlns:w10="urn:schemas-microsoft-com:office:word" xmlns:w="http://schemas.openxmlformats.org/wordprocessingml/2006/main" xmlns:wne="http://schemas.microsoft.com/office/word/2006/wordml">
+<w:document xmlns:wpc="http://schemas.microsoft.com/office/word/2010/wordprocessingCanvas" xmlns:cx="http://schemas.microsoft.com/office/drawing/2014/chartex" xmlns:cx1="http://schemas.microsoft.com/office/drawing/2015/9/8/chartex" xmlns:cx2="http://schemas.microsoft.com/office/drawing/2015/10/21/chartex" xmlns:cx3="http://schemas.microsoft.com/office/drawing/2016/5/9/chartex" xmlns:cx4="http://schemas.microsoft.com/office/drawing/2016/5/10/chartex" xmlns:cx5="http://schemas.microsoft.com/office/drawing/2016/5/11/chartex" xmlns:cx6="http://schemas.microsoft.com/office/drawing/2016/5/12/chartex" xmlns:cx7="http://schemas.microsoft.com/office/drawing/2016/5/13/chartex" xmlns:cx8="http://schemas.microsoft.com/office/drawing/2016/5/14/chartex" xmlns:mc="http://schemas.openxmlformats.org/markup-compatibility/2006" xmlns:aink="http://schemas.microsoft.com/office/drawing/2016/ink" xmlns:am3d="http://schemas.microsoft.com/office/drawing/2017/model3d" xmlns:o="urn:schemas-microsoft-com:office:office" xmlns:oel="http://schemas.microsoft.com/office/2019/extlst" xmlns:r="http://schemas.openxmlformats.org/officeDocument/2006/relationships" xmlns:m="http://schemas.openxmlformats.org/officeDocument/2006/math" xmlns:v="urn:schemas-microsoft-com:vml" xmlns:wp14="http://schemas.microsoft.com/office/word/2010/wordprocessingDrawing" xmlns:wp="http://schemas.openxmlformats.org/drawingml/2006/wordprocessingDrawing" xmlns:w10="urn:schemas-microsoft-com:office:word" xmlns:w="http://schemas.openxmlformats.org/wordprocessingml/2006/main" xmlns:w14="http://schemas.microsoft.com/office/word/2010/wordml" xmlns:w15="http://schemas.microsoft.com/office/word/2012/wordml" xmlns:w16cex="http://schemas.microsoft.com/office/word/2018/wordml/cex" xmlns:w16cid="http://schemas.microsoft.com/office/word/2016/wordml/cid" xmlns:w16="http://schemas.microsoft.com/office/word/2018/wordml" xmlns:w16du="http://schemas.microsoft.com/office/word/2023/wordml/word16du" xmlns:w16sdtdh="http://schemas.microsoft.com/office/word/2020/wordml/sdtdatahash" xmlns:w16sdtfl="http://schemas.microsoft.com/office/word/2024/wordml/sdtformatlock" xmlns:w16se="http://schemas.microsoft.com/office/word/2015/wordml/symex" xmlns:wpg="http://schemas.microsoft.com/office/word/2010/wordprocessingGroup" xmlns:wpi="http://schemas.microsoft.com/office/word/2010/wordprocessingInk" xmlns:wne="http://schemas.microsoft.com/office/word/2006/wordml" xmlns:wps="http://schemas.microsoft.com/office/word/2010/wordprocessingShape" mc:Ignorable="w14 w15 w16se w16cid w16 w16cex w16sdtdh w16sdtfl w16du wp14">
   <w:body>
     <w:p>
       <w:pPr>
         <w:pStyle w:val="BodyText"/>
         <w:spacing w:line="360" w:lineRule="auto"/>
         <w:rPr>
-          <w:rFonts w:ascii="Times New Roman" w:hAnsi="Times New Roman"/>
-          <w:sz w:val="24"/>
-          <w:szCs w:val="24"/>
-        </w:rPr>
-      </w:pPr>
-      <w:r>
-        <w:rPr>
-          <w:rFonts w:ascii="Times New Roman" w:hAnsi="Times New Roman"/>
+          <w:rFonts w:ascii="Montserrat" w:hAnsi="Montserrat"/>
+          <w:sz w:val="24"/>
+          <w:szCs w:val="24"/>
+        </w:rPr>
+      </w:pPr>
+      <w:r>
+        <w:rPr>
+          <w:rFonts w:ascii="Montserrat" w:hAnsi="Montserrat"/>
           <w:sz w:val="24"/>
           <w:szCs w:val="24"/>
         </w:rPr>
@@ -25,7 +25,7 @@
       <w:pPr>
         <w:spacing w:after="0" w:line="360" w:lineRule="auto"/>
         <w:rPr>
-          <w:rFonts w:ascii="Times New Roman" w:hAnsi="Times New Roman"/>
+          <w:rFonts w:ascii="Montserrat" w:hAnsi="Montserrat"/>
           <w:color w:val="808080"/>
           <w:sz w:val="24"/>
           <w:szCs w:val="24"/>
@@ -33,7 +33,7 @@
       </w:pPr>
       <w:r>
         <w:rPr>
-          <w:rFonts w:ascii="Times New Roman" w:hAnsi="Times New Roman"/>
+          <w:rFonts w:ascii="Montserrat" w:hAnsi="Montserrat"/>
           <w:color w:val="808080"/>
           <w:sz w:val="24"/>
           <w:szCs w:val="24"/>
@@ -46,52 +46,110 @@
         <w:spacing w:after="0" w:line="360" w:lineRule="auto"/>
         <w:jc w:val="right"/>
         <w:rPr>
-          <w:rFonts w:ascii="Times New Roman" w:hAnsi="Times New Roman"/>
+          <w:rFonts w:ascii="Montserrat" w:hAnsi="Montserrat"/>
           <w:color w:val="808080"/>
           <w:sz w:val="24"/>
           <w:szCs w:val="24"/>
         </w:rPr>
       </w:pPr>
-      <w:fldSimple w:instr=" NUMPAGES  \* MERGEFORMAT ">
-        <w:r>
-          <w:rPr>
-            <w:rFonts w:ascii="Times New Roman" w:hAnsi="Times New Roman"/>
-            <w:noProof/>
-            <w:color w:val="808080"/>
-            <w:sz w:val="24"/>
-            <w:szCs w:val="24"/>
-          </w:rPr>
-          <w:t>6</w:t>
-        </w:r>
-      </w:fldSimple>
-      <w:r>
-        <w:rPr>
-          <w:rFonts w:ascii="Times New Roman" w:hAnsi="Times New Roman"/>
+      <w:r>
+        <w:rPr>
+          <w:rFonts w:ascii="Montserrat" w:hAnsi="Montserrat"/>
+          <w:sz w:val="24"/>
+        </w:rPr>
+        <w:fldChar w:fldCharType="begin"/>
+      </w:r>
+      <w:r>
+        <w:rPr>
+          <w:rFonts w:ascii="Montserrat" w:hAnsi="Montserrat"/>
+          <w:sz w:val="24"/>
+        </w:rPr>
+        <w:instrText xml:space="preserve"> NUMPAGES  \* MERGEFORMAT </w:instrText>
+      </w:r>
+      <w:r>
+        <w:rPr>
+          <w:rFonts w:ascii="Montserrat" w:hAnsi="Montserrat"/>
+          <w:sz w:val="24"/>
+        </w:rPr>
+        <w:fldChar w:fldCharType="separate"/>
+      </w:r>
+      <w:r>
+        <w:rPr>
+          <w:rFonts w:ascii="Montserrat" w:hAnsi="Montserrat"/>
+          <w:noProof/>
           <w:color w:val="808080"/>
           <w:sz w:val="24"/>
           <w:szCs w:val="24"/>
         </w:rPr>
+        <w:t>6</w:t>
+      </w:r>
+      <w:r>
+        <w:rPr>
+          <w:rFonts w:ascii="Montserrat" w:hAnsi="Montserrat"/>
+          <w:noProof/>
+          <w:color w:val="808080"/>
+          <w:sz w:val="24"/>
+          <w:szCs w:val="24"/>
+        </w:rPr>
+        <w:fldChar w:fldCharType="end"/>
+      </w:r>
+      <w:r>
+        <w:rPr>
+          <w:rFonts w:ascii="Montserrat" w:hAnsi="Montserrat"/>
+          <w:color w:val="808080"/>
+          <w:sz w:val="24"/>
+          <w:szCs w:val="24"/>
+        </w:rPr>
         <w:t xml:space="preserve"> pages ∙ </w:t>
       </w:r>
-      <w:fldSimple w:instr=" NUMWORDS  \* MERGEFORMAT ">
-        <w:r>
-          <w:rPr>
-            <w:rFonts w:ascii="Times New Roman" w:hAnsi="Times New Roman"/>
-            <w:noProof/>
-            <w:color w:val="808080"/>
-            <w:sz w:val="24"/>
-            <w:szCs w:val="24"/>
-          </w:rPr>
-          <w:t>2307</w:t>
-        </w:r>
-      </w:fldSimple>
-      <w:r>
-        <w:rPr>
-          <w:rFonts w:ascii="Times New Roman" w:hAnsi="Times New Roman"/>
+      <w:r>
+        <w:rPr>
+          <w:rFonts w:ascii="Montserrat" w:hAnsi="Montserrat"/>
+          <w:sz w:val="24"/>
+        </w:rPr>
+        <w:fldChar w:fldCharType="begin"/>
+      </w:r>
+      <w:r>
+        <w:rPr>
+          <w:rFonts w:ascii="Montserrat" w:hAnsi="Montserrat"/>
+          <w:sz w:val="24"/>
+        </w:rPr>
+        <w:instrText xml:space="preserve"> NUMWORDS  \* MERGEFORMAT </w:instrText>
+      </w:r>
+      <w:r>
+        <w:rPr>
+          <w:rFonts w:ascii="Montserrat" w:hAnsi="Montserrat"/>
+          <w:sz w:val="24"/>
+        </w:rPr>
+        <w:fldChar w:fldCharType="separate"/>
+      </w:r>
+      <w:r>
+        <w:rPr>
+          <w:rFonts w:ascii="Montserrat" w:hAnsi="Montserrat"/>
+          <w:noProof/>
           <w:color w:val="808080"/>
           <w:sz w:val="24"/>
           <w:szCs w:val="24"/>
         </w:rPr>
+        <w:t>2307</w:t>
+      </w:r>
+      <w:r>
+        <w:rPr>
+          <w:rFonts w:ascii="Montserrat" w:hAnsi="Montserrat"/>
+          <w:noProof/>
+          <w:color w:val="808080"/>
+          <w:sz w:val="24"/>
+          <w:szCs w:val="24"/>
+        </w:rPr>
+        <w:fldChar w:fldCharType="end"/>
+      </w:r>
+      <w:r>
+        <w:rPr>
+          <w:rFonts w:ascii="Montserrat" w:hAnsi="Montserrat"/>
+          <w:color w:val="808080"/>
+          <w:sz w:val="24"/>
+          <w:szCs w:val="24"/>
+        </w:rPr>
         <w:t xml:space="preserve"> words</w:t>
       </w:r>
     </w:p>
@@ -99,35 +157,35 @@
       <w:pPr>
         <w:spacing w:after="0" w:line="360" w:lineRule="auto"/>
         <w:rPr>
-          <w:rFonts w:ascii="Times New Roman" w:hAnsi="Times New Roman"/>
-          <w:sz w:val="24"/>
-          <w:szCs w:val="24"/>
-        </w:rPr>
-      </w:pPr>
-    </w:p>
-    <w:p>
-      <w:pPr>
-        <w:spacing w:after="0" w:line="360" w:lineRule="auto"/>
-        <w:rPr>
-          <w:rFonts w:ascii="Times New Roman" w:hAnsi="Times New Roman"/>
-          <w:sz w:val="24"/>
-          <w:szCs w:val="24"/>
-        </w:rPr>
-      </w:pPr>
-    </w:p>
-    <w:p>
-      <w:pPr>
-        <w:spacing w:after="0" w:line="360" w:lineRule="auto"/>
-        <w:jc w:val="both"/>
-        <w:rPr>
-          <w:rFonts w:ascii="Times New Roman" w:hAnsi="Times New Roman" w:cs="Times New Roman"/>
-          <w:sz w:val="24"/>
-          <w:szCs w:val="24"/>
-        </w:rPr>
-      </w:pPr>
-      <w:r>
-        <w:rPr>
-          <w:rFonts w:ascii="Times New Roman" w:hAnsi="Times New Roman" w:cs="Times New Roman"/>
+          <w:rFonts w:ascii="Montserrat" w:hAnsi="Montserrat"/>
+          <w:sz w:val="24"/>
+          <w:szCs w:val="24"/>
+        </w:rPr>
+      </w:pPr>
+    </w:p>
+    <w:p>
+      <w:pPr>
+        <w:spacing w:after="0" w:line="360" w:lineRule="auto"/>
+        <w:rPr>
+          <w:rFonts w:ascii="Montserrat" w:hAnsi="Montserrat"/>
+          <w:sz w:val="24"/>
+          <w:szCs w:val="24"/>
+        </w:rPr>
+      </w:pPr>
+    </w:p>
+    <w:p>
+      <w:pPr>
+        <w:spacing w:after="0" w:line="360" w:lineRule="auto"/>
+        <w:jc w:val="both"/>
+        <w:rPr>
+          <w:rFonts w:ascii="Montserrat" w:hAnsi="Montserrat" w:cs="Times New Roman"/>
+          <w:sz w:val="24"/>
+          <w:szCs w:val="24"/>
+        </w:rPr>
+      </w:pPr>
+      <w:r>
+        <w:rPr>
+          <w:rFonts w:ascii="Montserrat" w:hAnsi="Montserrat" w:cs="Times New Roman"/>
           <w:sz w:val="24"/>
           <w:szCs w:val="24"/>
         </w:rPr>
@@ -139,14 +197,14 @@
         <w:spacing w:after="0" w:line="360" w:lineRule="auto"/>
         <w:jc w:val="both"/>
         <w:rPr>
-          <w:rFonts w:ascii="Times New Roman" w:hAnsi="Times New Roman" w:cs="Times New Roman"/>
-          <w:sz w:val="24"/>
-          <w:szCs w:val="24"/>
-        </w:rPr>
-      </w:pPr>
-      <w:r>
-        <w:rPr>
-          <w:rFonts w:ascii="Times New Roman" w:hAnsi="Times New Roman" w:cs="Times New Roman"/>
+          <w:rFonts w:ascii="Montserrat" w:hAnsi="Montserrat" w:cs="Times New Roman"/>
+          <w:sz w:val="24"/>
+          <w:szCs w:val="24"/>
+        </w:rPr>
+      </w:pPr>
+      <w:r>
+        <w:rPr>
+          <w:rFonts w:ascii="Montserrat" w:hAnsi="Montserrat" w:cs="Times New Roman"/>
           <w:sz w:val="24"/>
           <w:szCs w:val="24"/>
         </w:rPr>
@@ -155,7 +213,7 @@
       </w:r>
       <w:r>
         <w:rPr>
-          <w:rFonts w:ascii="Times New Roman" w:hAnsi="Times New Roman" w:cs="Times New Roman"/>
+          <w:rFonts w:ascii="Montserrat" w:hAnsi="Montserrat" w:cs="Times New Roman"/>
           <w:i/>
           <w:sz w:val="24"/>
           <w:szCs w:val="24"/>
@@ -164,7 +222,7 @@
       </w:r>
       <w:r>
         <w:rPr>
-          <w:rFonts w:ascii="Times New Roman" w:hAnsi="Times New Roman" w:cs="Times New Roman"/>
+          <w:rFonts w:ascii="Montserrat" w:hAnsi="Montserrat" w:cs="Times New Roman"/>
           <w:sz w:val="24"/>
           <w:szCs w:val="24"/>
         </w:rPr>
@@ -176,14 +234,14 @@
         <w:spacing w:after="0" w:line="360" w:lineRule="auto"/>
         <w:jc w:val="both"/>
         <w:rPr>
-          <w:rFonts w:ascii="Times New Roman" w:hAnsi="Times New Roman" w:cs="Times New Roman"/>
-          <w:sz w:val="24"/>
-          <w:szCs w:val="24"/>
-        </w:rPr>
-      </w:pPr>
-      <w:r>
-        <w:rPr>
-          <w:rFonts w:ascii="Times New Roman" w:hAnsi="Times New Roman" w:cs="Times New Roman"/>
+          <w:rFonts w:ascii="Montserrat" w:hAnsi="Montserrat" w:cs="Times New Roman"/>
+          <w:sz w:val="24"/>
+          <w:szCs w:val="24"/>
+        </w:rPr>
+      </w:pPr>
+      <w:r>
+        <w:rPr>
+          <w:rFonts w:ascii="Montserrat" w:hAnsi="Montserrat" w:cs="Times New Roman"/>
           <w:sz w:val="24"/>
           <w:szCs w:val="24"/>
         </w:rPr>
@@ -196,43 +254,34 @@
         <w:spacing w:after="0" w:line="360" w:lineRule="auto"/>
         <w:jc w:val="both"/>
         <w:rPr>
-          <w:rFonts w:ascii="Times New Roman" w:hAnsi="Times New Roman" w:cs="Times New Roman"/>
-          <w:sz w:val="24"/>
-          <w:szCs w:val="24"/>
-        </w:rPr>
-      </w:pPr>
-      <w:r>
-        <w:rPr>
-          <w:rFonts w:ascii="Times New Roman" w:hAnsi="Times New Roman" w:cs="Times New Roman"/>
-          <w:sz w:val="24"/>
-          <w:szCs w:val="24"/>
-        </w:rPr>
-        <w:tab/>
-        <w:t xml:space="preserve">The startled looks made perfect sense to her. Once, she had been one of them, and as one of them subject to the pride of name, the privilege of person. For such a one, </w:t>
-      </w:r>
-      <w:r>
-        <w:rPr>
-          <w:rFonts w:ascii="Times New Roman" w:hAnsi="Times New Roman" w:cs="Times New Roman"/>
-          <w:sz w:val="24"/>
-          <w:szCs w:val="24"/>
-        </w:rPr>
-        <w:lastRenderedPageBreak/>
-        <w:t>casual public nudity was a tasteless and offensive display. A name was hard to come by, even for the descendants of great houses, out of a thousand children, perhaps a dozen might distinguish themselves with a name and leave behind their lives as animals either domestic or wild. What had happened to her was punishment and absolution, but for a person to deliberately, publicly strip themselves was obscene. As a former person, recognizable as once a friend, or a relative, or a prospective mate, her appearance back among them would trigger that instant sense of obscenity. Only that first glimpse though, for a full glance or even a hard stare read at once the absence of shame in her. In all of the little subtle cues, she projected only the unselfconsciousness of an animal. A sight both common and unremarkable.</w:t>
-      </w:r>
-    </w:p>
-    <w:p>
-      <w:pPr>
-        <w:spacing w:after="0" w:line="360" w:lineRule="auto"/>
-        <w:jc w:val="both"/>
-        <w:rPr>
-          <w:rFonts w:ascii="Times New Roman" w:hAnsi="Times New Roman" w:cs="Times New Roman"/>
-          <w:sz w:val="24"/>
-          <w:szCs w:val="24"/>
-        </w:rPr>
-      </w:pPr>
-      <w:r>
-        <w:rPr>
-          <w:rFonts w:ascii="Times New Roman" w:hAnsi="Times New Roman" w:cs="Times New Roman"/>
+          <w:rFonts w:ascii="Montserrat" w:hAnsi="Montserrat" w:cs="Times New Roman"/>
+          <w:sz w:val="24"/>
+          <w:szCs w:val="24"/>
+        </w:rPr>
+      </w:pPr>
+      <w:r>
+        <w:rPr>
+          <w:rFonts w:ascii="Montserrat" w:hAnsi="Montserrat" w:cs="Times New Roman"/>
+          <w:sz w:val="24"/>
+          <w:szCs w:val="24"/>
+        </w:rPr>
+        <w:tab/>
+        <w:t>The startled looks made perfect sense to her. Once, she had been one of them, and as one of them subject to the pride of name, the privilege of person. For such a one, casual public nudity was a tasteless and offensive display. A name was hard to come by, even for the descendants of great houses, out of a thousand children, perhaps a dozen might distinguish themselves with a name and leave behind their lives as animals either domestic or wild. What had happened to her was punishment and absolution, but for a person to deliberately, publicly strip themselves was obscene. As a former person, recognizable as once a friend, or a relative, or a prospective mate, her appearance back among them would trigger that instant sense of obscenity. Only that first glimpse though, for a full glance or even a hard stare read at once the absence of shame in her. In all of the little subtle cues, she projected only the unselfconsciousness of an animal. A sight both common and unremarkable.</w:t>
+      </w:r>
+    </w:p>
+    <w:p>
+      <w:pPr>
+        <w:spacing w:after="0" w:line="360" w:lineRule="auto"/>
+        <w:jc w:val="both"/>
+        <w:rPr>
+          <w:rFonts w:ascii="Montserrat" w:hAnsi="Montserrat" w:cs="Times New Roman"/>
+          <w:sz w:val="24"/>
+          <w:szCs w:val="24"/>
+        </w:rPr>
+      </w:pPr>
+      <w:r>
+        <w:rPr>
+          <w:rFonts w:ascii="Montserrat" w:hAnsi="Montserrat" w:cs="Times New Roman"/>
           <w:sz w:val="24"/>
           <w:szCs w:val="24"/>
         </w:rPr>
@@ -245,14 +294,14 @@
         <w:spacing w:after="0" w:line="360" w:lineRule="auto"/>
         <w:jc w:val="both"/>
         <w:rPr>
-          <w:rFonts w:ascii="Times New Roman" w:hAnsi="Times New Roman" w:cs="Times New Roman"/>
-          <w:sz w:val="24"/>
-          <w:szCs w:val="24"/>
-        </w:rPr>
-      </w:pPr>
-      <w:r>
-        <w:rPr>
-          <w:rFonts w:ascii="Times New Roman" w:hAnsi="Times New Roman" w:cs="Times New Roman"/>
+          <w:rFonts w:ascii="Montserrat" w:hAnsi="Montserrat" w:cs="Times New Roman"/>
+          <w:sz w:val="24"/>
+          <w:szCs w:val="24"/>
+        </w:rPr>
+      </w:pPr>
+      <w:r>
+        <w:rPr>
+          <w:rFonts w:ascii="Montserrat" w:hAnsi="Montserrat" w:cs="Times New Roman"/>
           <w:sz w:val="24"/>
           <w:szCs w:val="24"/>
         </w:rPr>
@@ -265,43 +314,34 @@
         <w:spacing w:after="0" w:line="360" w:lineRule="auto"/>
         <w:jc w:val="both"/>
         <w:rPr>
-          <w:rFonts w:ascii="Times New Roman" w:hAnsi="Times New Roman" w:cs="Times New Roman"/>
-          <w:sz w:val="24"/>
-          <w:szCs w:val="24"/>
-        </w:rPr>
-      </w:pPr>
-      <w:r>
-        <w:rPr>
-          <w:rFonts w:ascii="Times New Roman" w:hAnsi="Times New Roman" w:cs="Times New Roman"/>
-          <w:sz w:val="24"/>
-          <w:szCs w:val="24"/>
-        </w:rPr>
-        <w:tab/>
-        <w:t xml:space="preserve">Before she could gather the courage to look up, however, he turned away, unable to look at her and not see the person he remembered. Something within her ached at the realization that he had never stopped seeing her as a person, and burned with the sense of shame he felt for her for mute nakedness. He would never forget that she had been bared to the world, whatever else happened. In his devotion he had made it impossible to ever </w:t>
-      </w:r>
-      <w:r>
-        <w:rPr>
-          <w:rFonts w:ascii="Times New Roman" w:hAnsi="Times New Roman" w:cs="Times New Roman"/>
-          <w:sz w:val="24"/>
-          <w:szCs w:val="24"/>
-        </w:rPr>
-        <w:lastRenderedPageBreak/>
-        <w:t xml:space="preserve">recognize her absolution. She knew as she looked at him that what they might once have had was forever gone. </w:t>
-      </w:r>
-    </w:p>
-    <w:p>
-      <w:pPr>
-        <w:spacing w:after="0" w:line="360" w:lineRule="auto"/>
-        <w:jc w:val="both"/>
-        <w:rPr>
-          <w:rFonts w:ascii="Times New Roman" w:hAnsi="Times New Roman" w:cs="Times New Roman"/>
-          <w:sz w:val="24"/>
-          <w:szCs w:val="24"/>
-        </w:rPr>
-      </w:pPr>
-      <w:r>
-        <w:rPr>
-          <w:rFonts w:ascii="Times New Roman" w:hAnsi="Times New Roman" w:cs="Times New Roman"/>
+          <w:rFonts w:ascii="Montserrat" w:hAnsi="Montserrat" w:cs="Times New Roman"/>
+          <w:sz w:val="24"/>
+          <w:szCs w:val="24"/>
+        </w:rPr>
+      </w:pPr>
+      <w:r>
+        <w:rPr>
+          <w:rFonts w:ascii="Montserrat" w:hAnsi="Montserrat" w:cs="Times New Roman"/>
+          <w:sz w:val="24"/>
+          <w:szCs w:val="24"/>
+        </w:rPr>
+        <w:tab/>
+        <w:t xml:space="preserve">Before she could gather the courage to look up, however, he turned away, unable to look at her and not see the person he remembered. Something within her ached at the realization that he had never stopped seeing her as a person, and burned with the sense of shame he felt for her for mute nakedness. He would never forget that she had been bared to the world, whatever else happened. In his devotion he had made it impossible to ever recognize her absolution. She knew as she looked at him that what they might once have had was forever gone. </w:t>
+      </w:r>
+    </w:p>
+    <w:p>
+      <w:pPr>
+        <w:spacing w:after="0" w:line="360" w:lineRule="auto"/>
+        <w:jc w:val="both"/>
+        <w:rPr>
+          <w:rFonts w:ascii="Montserrat" w:hAnsi="Montserrat" w:cs="Times New Roman"/>
+          <w:sz w:val="24"/>
+          <w:szCs w:val="24"/>
+        </w:rPr>
+      </w:pPr>
+      <w:r>
+        <w:rPr>
+          <w:rFonts w:ascii="Montserrat" w:hAnsi="Montserrat" w:cs="Times New Roman"/>
           <w:sz w:val="24"/>
           <w:szCs w:val="24"/>
         </w:rPr>
@@ -314,14 +354,14 @@
         <w:spacing w:after="0" w:line="360" w:lineRule="auto"/>
         <w:jc w:val="both"/>
         <w:rPr>
-          <w:rFonts w:ascii="Times New Roman" w:hAnsi="Times New Roman" w:cs="Times New Roman"/>
-          <w:sz w:val="24"/>
-          <w:szCs w:val="24"/>
-        </w:rPr>
-      </w:pPr>
-      <w:r>
-        <w:rPr>
-          <w:rFonts w:ascii="Times New Roman" w:hAnsi="Times New Roman" w:cs="Times New Roman"/>
+          <w:rFonts w:ascii="Montserrat" w:hAnsi="Montserrat" w:cs="Times New Roman"/>
+          <w:sz w:val="24"/>
+          <w:szCs w:val="24"/>
+        </w:rPr>
+      </w:pPr>
+      <w:r>
+        <w:rPr>
+          <w:rFonts w:ascii="Montserrat" w:hAnsi="Montserrat" w:cs="Times New Roman"/>
           <w:sz w:val="24"/>
           <w:szCs w:val="24"/>
         </w:rPr>
@@ -334,14 +374,14 @@
         <w:spacing w:after="0" w:line="360" w:lineRule="auto"/>
         <w:jc w:val="both"/>
         <w:rPr>
-          <w:rFonts w:ascii="Times New Roman" w:hAnsi="Times New Roman" w:cs="Times New Roman"/>
-          <w:sz w:val="24"/>
-          <w:szCs w:val="24"/>
-        </w:rPr>
-      </w:pPr>
-      <w:r>
-        <w:rPr>
-          <w:rFonts w:ascii="Times New Roman" w:hAnsi="Times New Roman" w:cs="Times New Roman"/>
+          <w:rFonts w:ascii="Montserrat" w:hAnsi="Montserrat" w:cs="Times New Roman"/>
+          <w:sz w:val="24"/>
+          <w:szCs w:val="24"/>
+        </w:rPr>
+      </w:pPr>
+      <w:r>
+        <w:rPr>
+          <w:rFonts w:ascii="Montserrat" w:hAnsi="Montserrat" w:cs="Times New Roman"/>
           <w:sz w:val="24"/>
           <w:szCs w:val="24"/>
         </w:rPr>
@@ -354,14 +394,14 @@
         <w:spacing w:after="0" w:line="360" w:lineRule="auto"/>
         <w:jc w:val="both"/>
         <w:rPr>
-          <w:rFonts w:ascii="Times New Roman" w:hAnsi="Times New Roman" w:cs="Times New Roman"/>
-          <w:sz w:val="24"/>
-          <w:szCs w:val="24"/>
-        </w:rPr>
-      </w:pPr>
-      <w:r>
-        <w:rPr>
-          <w:rFonts w:ascii="Times New Roman" w:hAnsi="Times New Roman" w:cs="Times New Roman"/>
+          <w:rFonts w:ascii="Montserrat" w:hAnsi="Montserrat" w:cs="Times New Roman"/>
+          <w:sz w:val="24"/>
+          <w:szCs w:val="24"/>
+        </w:rPr>
+      </w:pPr>
+      <w:r>
+        <w:rPr>
+          <w:rFonts w:ascii="Montserrat" w:hAnsi="Montserrat" w:cs="Times New Roman"/>
           <w:sz w:val="24"/>
           <w:szCs w:val="24"/>
         </w:rPr>
@@ -374,14 +414,14 @@
         <w:spacing w:after="0" w:line="360" w:lineRule="auto"/>
         <w:jc w:val="both"/>
         <w:rPr>
-          <w:rFonts w:ascii="Times New Roman" w:hAnsi="Times New Roman" w:cs="Times New Roman"/>
-          <w:sz w:val="24"/>
-          <w:szCs w:val="24"/>
-        </w:rPr>
-      </w:pPr>
-      <w:r>
-        <w:rPr>
-          <w:rFonts w:ascii="Times New Roman" w:hAnsi="Times New Roman" w:cs="Times New Roman"/>
+          <w:rFonts w:ascii="Montserrat" w:hAnsi="Montserrat" w:cs="Times New Roman"/>
+          <w:sz w:val="24"/>
+          <w:szCs w:val="24"/>
+        </w:rPr>
+      </w:pPr>
+      <w:r>
+        <w:rPr>
+          <w:rFonts w:ascii="Montserrat" w:hAnsi="Montserrat" w:cs="Times New Roman"/>
           <w:sz w:val="24"/>
           <w:szCs w:val="24"/>
         </w:rPr>
@@ -394,18 +434,17 @@
         <w:spacing w:after="0" w:line="360" w:lineRule="auto"/>
         <w:jc w:val="both"/>
         <w:rPr>
-          <w:rFonts w:ascii="Times New Roman" w:hAnsi="Times New Roman" w:cs="Times New Roman"/>
-          <w:sz w:val="24"/>
-          <w:szCs w:val="24"/>
-        </w:rPr>
-      </w:pPr>
-      <w:r>
-        <w:rPr>
-          <w:rFonts w:ascii="Times New Roman" w:hAnsi="Times New Roman" w:cs="Times New Roman"/>
-          <w:sz w:val="24"/>
-          <w:szCs w:val="24"/>
-        </w:rPr>
-        <w:lastRenderedPageBreak/>
+          <w:rFonts w:ascii="Montserrat" w:hAnsi="Montserrat" w:cs="Times New Roman"/>
+          <w:sz w:val="24"/>
+          <w:szCs w:val="24"/>
+        </w:rPr>
+      </w:pPr>
+      <w:r>
+        <w:rPr>
+          <w:rFonts w:ascii="Montserrat" w:hAnsi="Montserrat" w:cs="Times New Roman"/>
+          <w:sz w:val="24"/>
+          <w:szCs w:val="24"/>
+        </w:rPr>
         <w:tab/>
         <w:t xml:space="preserve">As the moments drifted forward, she was lulled by the sound of the water gurgling cheerfully into the huge tub. The silence from the other room was the only warning she got before familiar hands brushed at her shoulder to gather her wild hair into something that, painfully, could be deftly combed out and stripped of whatever leaves and brambles and such her own fingers had been unable to dislodge in the wild. All the while that she sat there gritting her teeth while the comb caught on snags, she tried to ignore the warm, wet drops that occasionally splashed her shoulders. That the young woman knew what her friend and mistress faced, did not surprise her. She only wished she were capable of the words that might reassure her that whatever happened she would survive. </w:t>
       </w:r>
@@ -415,14 +454,14 @@
         <w:spacing w:after="0" w:line="360" w:lineRule="auto"/>
         <w:jc w:val="both"/>
         <w:rPr>
-          <w:rFonts w:ascii="Times New Roman" w:hAnsi="Times New Roman" w:cs="Times New Roman"/>
-          <w:sz w:val="24"/>
-          <w:szCs w:val="24"/>
-        </w:rPr>
-      </w:pPr>
-      <w:r>
-        <w:rPr>
-          <w:rFonts w:ascii="Times New Roman" w:hAnsi="Times New Roman" w:cs="Times New Roman"/>
+          <w:rFonts w:ascii="Montserrat" w:hAnsi="Montserrat" w:cs="Times New Roman"/>
+          <w:sz w:val="24"/>
+          <w:szCs w:val="24"/>
+        </w:rPr>
+      </w:pPr>
+      <w:r>
+        <w:rPr>
+          <w:rFonts w:ascii="Montserrat" w:hAnsi="Montserrat" w:cs="Times New Roman"/>
           <w:sz w:val="24"/>
           <w:szCs w:val="24"/>
         </w:rPr>
@@ -435,14 +474,14 @@
         <w:spacing w:after="0" w:line="360" w:lineRule="auto"/>
         <w:jc w:val="both"/>
         <w:rPr>
-          <w:rFonts w:ascii="Times New Roman" w:hAnsi="Times New Roman" w:cs="Times New Roman"/>
-          <w:sz w:val="24"/>
-          <w:szCs w:val="24"/>
-        </w:rPr>
-      </w:pPr>
-      <w:r>
-        <w:rPr>
-          <w:rFonts w:ascii="Times New Roman" w:hAnsi="Times New Roman" w:cs="Times New Roman"/>
+          <w:rFonts w:ascii="Montserrat" w:hAnsi="Montserrat" w:cs="Times New Roman"/>
+          <w:sz w:val="24"/>
+          <w:szCs w:val="24"/>
+        </w:rPr>
+      </w:pPr>
+      <w:r>
+        <w:rPr>
+          <w:rFonts w:ascii="Montserrat" w:hAnsi="Montserrat" w:cs="Times New Roman"/>
           <w:sz w:val="24"/>
           <w:szCs w:val="24"/>
         </w:rPr>
@@ -451,7 +490,7 @@
       </w:r>
       <w:r>
         <w:rPr>
-          <w:rFonts w:ascii="Times New Roman" w:hAnsi="Times New Roman" w:cs="Times New Roman"/>
+          <w:rFonts w:ascii="Montserrat" w:hAnsi="Montserrat" w:cs="Times New Roman"/>
           <w:i/>
           <w:sz w:val="24"/>
           <w:szCs w:val="24"/>
@@ -460,7 +499,7 @@
       </w:r>
       <w:r>
         <w:rPr>
-          <w:rFonts w:ascii="Times New Roman" w:hAnsi="Times New Roman" w:cs="Times New Roman"/>
+          <w:rFonts w:ascii="Montserrat" w:hAnsi="Montserrat" w:cs="Times New Roman"/>
           <w:sz w:val="24"/>
           <w:szCs w:val="24"/>
         </w:rPr>
@@ -472,14 +511,14 @@
         <w:spacing w:after="0" w:line="360" w:lineRule="auto"/>
         <w:jc w:val="both"/>
         <w:rPr>
-          <w:rFonts w:ascii="Times New Roman" w:hAnsi="Times New Roman" w:cs="Times New Roman"/>
-          <w:sz w:val="24"/>
-          <w:szCs w:val="24"/>
-        </w:rPr>
-      </w:pPr>
-      <w:r>
-        <w:rPr>
-          <w:rFonts w:ascii="Times New Roman" w:hAnsi="Times New Roman" w:cs="Times New Roman"/>
+          <w:rFonts w:ascii="Montserrat" w:hAnsi="Montserrat" w:cs="Times New Roman"/>
+          <w:sz w:val="24"/>
+          <w:szCs w:val="24"/>
+        </w:rPr>
+      </w:pPr>
+      <w:r>
+        <w:rPr>
+          <w:rFonts w:ascii="Montserrat" w:hAnsi="Montserrat" w:cs="Times New Roman"/>
           <w:sz w:val="24"/>
           <w:szCs w:val="24"/>
         </w:rPr>
@@ -492,14 +531,14 @@
         <w:spacing w:after="0" w:line="360" w:lineRule="auto"/>
         <w:jc w:val="both"/>
         <w:rPr>
-          <w:rFonts w:ascii="Times New Roman" w:hAnsi="Times New Roman" w:cs="Times New Roman"/>
-          <w:sz w:val="24"/>
-          <w:szCs w:val="24"/>
-        </w:rPr>
-      </w:pPr>
-      <w:r>
-        <w:rPr>
-          <w:rFonts w:ascii="Times New Roman" w:hAnsi="Times New Roman" w:cs="Times New Roman"/>
+          <w:rFonts w:ascii="Montserrat" w:hAnsi="Montserrat" w:cs="Times New Roman"/>
+          <w:sz w:val="24"/>
+          <w:szCs w:val="24"/>
+        </w:rPr>
+      </w:pPr>
+      <w:r>
+        <w:rPr>
+          <w:rFonts w:ascii="Montserrat" w:hAnsi="Montserrat" w:cs="Times New Roman"/>
           <w:sz w:val="24"/>
           <w:szCs w:val="24"/>
         </w:rPr>
@@ -512,43 +551,34 @@
         <w:spacing w:after="0" w:line="360" w:lineRule="auto"/>
         <w:jc w:val="both"/>
         <w:rPr>
-          <w:rFonts w:ascii="Times New Roman" w:hAnsi="Times New Roman" w:cs="Times New Roman"/>
-          <w:sz w:val="24"/>
-          <w:szCs w:val="24"/>
-        </w:rPr>
-      </w:pPr>
-      <w:r>
-        <w:rPr>
-          <w:rFonts w:ascii="Times New Roman" w:hAnsi="Times New Roman" w:cs="Times New Roman"/>
-          <w:sz w:val="24"/>
-          <w:szCs w:val="24"/>
-        </w:rPr>
-        <w:tab/>
-        <w:t xml:space="preserve">“Welcome back true sister,” he said in a slightly husky voice. He reached out and brushed her forehead with his fingers. All at once a chaos ran through her mind as words errupted through her mind to cage her thoughts. “I doubt you will find it comfortable to </w:t>
-      </w:r>
-      <w:r>
-        <w:rPr>
-          <w:rFonts w:ascii="Times New Roman" w:hAnsi="Times New Roman" w:cs="Times New Roman"/>
-          <w:sz w:val="24"/>
-          <w:szCs w:val="24"/>
-        </w:rPr>
-        <w:lastRenderedPageBreak/>
-        <w:t xml:space="preserve">have your voice back after this long, but you have made your choice. I give you back your person, your name, your obligations...” he almost chocked out the last, no less aware than their cousin what his sister now faced. </w:t>
-      </w:r>
-    </w:p>
-    <w:p>
-      <w:pPr>
-        <w:spacing w:after="0" w:line="360" w:lineRule="auto"/>
-        <w:jc w:val="both"/>
-        <w:rPr>
-          <w:rFonts w:ascii="Times New Roman" w:hAnsi="Times New Roman" w:cs="Times New Roman"/>
-          <w:sz w:val="24"/>
-          <w:szCs w:val="24"/>
-        </w:rPr>
-      </w:pPr>
-      <w:r>
-        <w:rPr>
-          <w:rFonts w:ascii="Times New Roman" w:hAnsi="Times New Roman" w:cs="Times New Roman"/>
+          <w:rFonts w:ascii="Montserrat" w:hAnsi="Montserrat" w:cs="Times New Roman"/>
+          <w:sz w:val="24"/>
+          <w:szCs w:val="24"/>
+        </w:rPr>
+      </w:pPr>
+      <w:r>
+        <w:rPr>
+          <w:rFonts w:ascii="Montserrat" w:hAnsi="Montserrat" w:cs="Times New Roman"/>
+          <w:sz w:val="24"/>
+          <w:szCs w:val="24"/>
+        </w:rPr>
+        <w:tab/>
+        <w:t xml:space="preserve">“Welcome back true sister,” he said in a slightly husky voice. He reached out and brushed her forehead with his fingers. All at once a chaos ran through her mind as words errupted through her mind to cage her thoughts. “I doubt you will find it comfortable to have your voice back after this long, but you have made your choice. I give you back your person, your name, your obligations...” he almost chocked out the last, no less aware than their cousin what his sister now faced. </w:t>
+      </w:r>
+    </w:p>
+    <w:p>
+      <w:pPr>
+        <w:spacing w:after="0" w:line="360" w:lineRule="auto"/>
+        <w:jc w:val="both"/>
+        <w:rPr>
+          <w:rFonts w:ascii="Montserrat" w:hAnsi="Montserrat" w:cs="Times New Roman"/>
+          <w:sz w:val="24"/>
+          <w:szCs w:val="24"/>
+        </w:rPr>
+      </w:pPr>
+      <w:r>
+        <w:rPr>
+          <w:rFonts w:ascii="Montserrat" w:hAnsi="Montserrat" w:cs="Times New Roman"/>
           <w:sz w:val="24"/>
           <w:szCs w:val="24"/>
         </w:rPr>
@@ -561,14 +591,14 @@
         <w:spacing w:after="0" w:line="360" w:lineRule="auto"/>
         <w:jc w:val="both"/>
         <w:rPr>
-          <w:rFonts w:ascii="Times New Roman" w:hAnsi="Times New Roman" w:cs="Times New Roman"/>
-          <w:sz w:val="24"/>
-          <w:szCs w:val="24"/>
-        </w:rPr>
-      </w:pPr>
-      <w:r>
-        <w:rPr>
-          <w:rFonts w:ascii="Times New Roman" w:hAnsi="Times New Roman" w:cs="Times New Roman"/>
+          <w:rFonts w:ascii="Montserrat" w:hAnsi="Montserrat" w:cs="Times New Roman"/>
+          <w:sz w:val="24"/>
+          <w:szCs w:val="24"/>
+        </w:rPr>
+      </w:pPr>
+      <w:r>
+        <w:rPr>
+          <w:rFonts w:ascii="Montserrat" w:hAnsi="Montserrat" w:cs="Times New Roman"/>
           <w:sz w:val="24"/>
           <w:szCs w:val="24"/>
         </w:rPr>
@@ -581,14 +611,14 @@
         <w:spacing w:after="0" w:line="360" w:lineRule="auto"/>
         <w:jc w:val="both"/>
         <w:rPr>
-          <w:rFonts w:ascii="Times New Roman" w:hAnsi="Times New Roman" w:cs="Times New Roman"/>
-          <w:sz w:val="24"/>
-          <w:szCs w:val="24"/>
-        </w:rPr>
-      </w:pPr>
-      <w:r>
-        <w:rPr>
-          <w:rFonts w:ascii="Times New Roman" w:hAnsi="Times New Roman" w:cs="Times New Roman"/>
+          <w:rFonts w:ascii="Montserrat" w:hAnsi="Montserrat" w:cs="Times New Roman"/>
+          <w:sz w:val="24"/>
+          <w:szCs w:val="24"/>
+        </w:rPr>
+      </w:pPr>
+      <w:r>
+        <w:rPr>
+          <w:rFonts w:ascii="Montserrat" w:hAnsi="Montserrat" w:cs="Times New Roman"/>
           <w:sz w:val="24"/>
           <w:szCs w:val="24"/>
         </w:rPr>
@@ -601,14 +631,14 @@
         <w:spacing w:after="0" w:line="360" w:lineRule="auto"/>
         <w:jc w:val="both"/>
         <w:rPr>
-          <w:rFonts w:ascii="Times New Roman" w:hAnsi="Times New Roman" w:cs="Times New Roman"/>
-          <w:sz w:val="24"/>
-          <w:szCs w:val="24"/>
-        </w:rPr>
-      </w:pPr>
-      <w:r>
-        <w:rPr>
-          <w:rFonts w:ascii="Times New Roman" w:hAnsi="Times New Roman" w:cs="Times New Roman"/>
+          <w:rFonts w:ascii="Montserrat" w:hAnsi="Montserrat" w:cs="Times New Roman"/>
+          <w:sz w:val="24"/>
+          <w:szCs w:val="24"/>
+        </w:rPr>
+      </w:pPr>
+      <w:r>
+        <w:rPr>
+          <w:rFonts w:ascii="Montserrat" w:hAnsi="Montserrat" w:cs="Times New Roman"/>
           <w:sz w:val="24"/>
           <w:szCs w:val="24"/>
         </w:rPr>
@@ -621,14 +651,14 @@
         <w:spacing w:after="0" w:line="360" w:lineRule="auto"/>
         <w:jc w:val="both"/>
         <w:rPr>
-          <w:rFonts w:ascii="Times New Roman" w:hAnsi="Times New Roman" w:cs="Times New Roman"/>
-          <w:sz w:val="24"/>
-          <w:szCs w:val="24"/>
-        </w:rPr>
-      </w:pPr>
-      <w:r>
-        <w:rPr>
-          <w:rFonts w:ascii="Times New Roman" w:hAnsi="Times New Roman" w:cs="Times New Roman"/>
+          <w:rFonts w:ascii="Montserrat" w:hAnsi="Montserrat" w:cs="Times New Roman"/>
+          <w:sz w:val="24"/>
+          <w:szCs w:val="24"/>
+        </w:rPr>
+      </w:pPr>
+      <w:r>
+        <w:rPr>
+          <w:rFonts w:ascii="Montserrat" w:hAnsi="Montserrat" w:cs="Times New Roman"/>
           <w:sz w:val="24"/>
           <w:szCs w:val="24"/>
         </w:rPr>
@@ -637,7 +667,7 @@
       </w:r>
       <w:r>
         <w:rPr>
-          <w:rFonts w:ascii="Times New Roman" w:hAnsi="Times New Roman" w:cs="Times New Roman"/>
+          <w:rFonts w:ascii="Montserrat" w:hAnsi="Montserrat" w:cs="Times New Roman"/>
           <w:i/>
           <w:sz w:val="24"/>
           <w:szCs w:val="24"/>
@@ -646,7 +676,7 @@
       </w:r>
       <w:r>
         <w:rPr>
-          <w:rFonts w:ascii="Times New Roman" w:hAnsi="Times New Roman" w:cs="Times New Roman"/>
+          <w:rFonts w:ascii="Montserrat" w:hAnsi="Montserrat" w:cs="Times New Roman"/>
           <w:sz w:val="24"/>
           <w:szCs w:val="24"/>
         </w:rPr>
@@ -654,7 +684,7 @@
       </w:r>
       <w:r>
         <w:rPr>
-          <w:rFonts w:ascii="Times New Roman" w:hAnsi="Times New Roman" w:cs="Times New Roman"/>
+          <w:rFonts w:ascii="Montserrat" w:hAnsi="Montserrat" w:cs="Times New Roman"/>
           <w:i/>
           <w:sz w:val="24"/>
           <w:szCs w:val="24"/>
@@ -663,47 +693,38 @@
       </w:r>
       <w:r>
         <w:rPr>
-          <w:rFonts w:ascii="Times New Roman" w:hAnsi="Times New Roman" w:cs="Times New Roman"/>
-          <w:sz w:val="24"/>
-          <w:szCs w:val="24"/>
-        </w:rPr>
-        <w:t xml:space="preserve"> to turn her own rape into... plain sex; no victim, no serious injuries, no fatalities. Not because it was a rational idea, but because she, like thousands of others like her, had </w:t>
-      </w:r>
-      <w:r>
-        <w:rPr>
-          <w:rFonts w:ascii="Times New Roman" w:hAnsi="Times New Roman" w:cs="Times New Roman"/>
-          <w:sz w:val="24"/>
-          <w:szCs w:val="24"/>
-        </w:rPr>
-        <w:lastRenderedPageBreak/>
-        <w:t xml:space="preserve">been trained to do just that. Because not teaching people how to handle their sexuality was a dangerous idea in general, and because the people trained to do that training were automatically a principle target of a sexual predator, as she had experienced herself. </w:t>
-      </w:r>
-    </w:p>
-    <w:p>
-      <w:pPr>
-        <w:spacing w:after="0" w:line="360" w:lineRule="auto"/>
-        <w:jc w:val="both"/>
-        <w:rPr>
-          <w:rFonts w:ascii="Times New Roman" w:hAnsi="Times New Roman" w:cs="Times New Roman"/>
-          <w:sz w:val="24"/>
-          <w:szCs w:val="24"/>
-        </w:rPr>
-      </w:pPr>
-      <w:r>
-        <w:rPr>
-          <w:rFonts w:ascii="Times New Roman" w:hAnsi="Times New Roman" w:cs="Times New Roman"/>
-          <w:sz w:val="24"/>
-          <w:szCs w:val="24"/>
-        </w:rPr>
-        <w:tab/>
-      </w:r>
-    </w:p>
-    <w:p>
-      <w:pPr>
-        <w:spacing w:after="0" w:line="360" w:lineRule="auto"/>
-        <w:jc w:val="both"/>
-        <w:rPr>
-          <w:rFonts w:ascii="Times New Roman" w:hAnsi="Times New Roman" w:cs="Times New Roman"/>
+          <w:rFonts w:ascii="Montserrat" w:hAnsi="Montserrat" w:cs="Times New Roman"/>
+          <w:sz w:val="24"/>
+          <w:szCs w:val="24"/>
+        </w:rPr>
+        <w:t xml:space="preserve"> to turn her own rape into... plain sex; no victim, no serious injuries, no fatalities. Not because it was a rational idea, but because she, like thousands of others like her, had been trained to do just that. Because not teaching people how to handle their sexuality was a dangerous idea in general, and because the people trained to do that training were automatically a principle target of a sexual predator, as she had experienced herself. </w:t>
+      </w:r>
+    </w:p>
+    <w:p>
+      <w:pPr>
+        <w:spacing w:after="0" w:line="360" w:lineRule="auto"/>
+        <w:jc w:val="both"/>
+        <w:rPr>
+          <w:rFonts w:ascii="Montserrat" w:hAnsi="Montserrat" w:cs="Times New Roman"/>
+          <w:sz w:val="24"/>
+          <w:szCs w:val="24"/>
+        </w:rPr>
+      </w:pPr>
+      <w:r>
+        <w:rPr>
+          <w:rFonts w:ascii="Montserrat" w:hAnsi="Montserrat" w:cs="Times New Roman"/>
+          <w:sz w:val="24"/>
+          <w:szCs w:val="24"/>
+        </w:rPr>
+        <w:tab/>
+      </w:r>
+    </w:p>
+    <w:p>
+      <w:pPr>
+        <w:spacing w:after="0" w:line="360" w:lineRule="auto"/>
+        <w:jc w:val="both"/>
+        <w:rPr>
+          <w:rFonts w:ascii="Montserrat" w:hAnsi="Montserrat" w:cs="Times New Roman"/>
           <w:i/>
           <w:sz w:val="24"/>
           <w:szCs w:val="24"/>
@@ -711,7 +732,7 @@
       </w:pPr>
       <w:r>
         <w:rPr>
-          <w:rFonts w:ascii="Times New Roman" w:hAnsi="Times New Roman" w:cs="Times New Roman"/>
+          <w:rFonts w:ascii="Montserrat" w:hAnsi="Montserrat" w:cs="Times New Roman"/>
           <w:sz w:val="24"/>
           <w:szCs w:val="24"/>
         </w:rPr>
@@ -724,14 +745,14 @@
         <w:spacing w:after="0" w:line="360" w:lineRule="auto"/>
         <w:jc w:val="both"/>
         <w:rPr>
-          <w:rFonts w:ascii="Times New Roman" w:hAnsi="Times New Roman" w:cs="Times New Roman"/>
-          <w:sz w:val="24"/>
-          <w:szCs w:val="24"/>
-        </w:rPr>
-      </w:pPr>
-      <w:r>
-        <w:rPr>
-          <w:rFonts w:ascii="Times New Roman" w:hAnsi="Times New Roman" w:cs="Times New Roman"/>
+          <w:rFonts w:ascii="Montserrat" w:hAnsi="Montserrat" w:cs="Times New Roman"/>
+          <w:sz w:val="24"/>
+          <w:szCs w:val="24"/>
+        </w:rPr>
+      </w:pPr>
+      <w:r>
+        <w:rPr>
+          <w:rFonts w:ascii="Montserrat" w:hAnsi="Montserrat" w:cs="Times New Roman"/>
           <w:i/>
           <w:sz w:val="24"/>
           <w:szCs w:val="24"/>
@@ -744,35 +765,27 @@
         <w:spacing w:after="0" w:line="360" w:lineRule="auto"/>
         <w:jc w:val="both"/>
         <w:rPr>
-          <w:rFonts w:ascii="Times New Roman" w:hAnsi="Times New Roman" w:cs="Times New Roman"/>
-          <w:sz w:val="24"/>
-          <w:szCs w:val="24"/>
-        </w:rPr>
-      </w:pPr>
-      <w:r>
-        <w:rPr>
-          <w:rFonts w:ascii="Times New Roman" w:hAnsi="Times New Roman" w:cs="Times New Roman"/>
-          <w:sz w:val="24"/>
-          <w:szCs w:val="24"/>
-        </w:rPr>
-        <w:tab/>
-        <w:t>As her ancestors before her, as an animal, she</w:t>
-      </w:r>
-      <w:r>
-        <w:rPr>
-          <w:rFonts w:ascii="Times New Roman" w:hAnsi="Times New Roman" w:cs="Times New Roman"/>
-          <w:sz w:val="24"/>
-          <w:szCs w:val="24"/>
-        </w:rPr>
-        <w:t>…</w:t>
-      </w:r>
-    </w:p>
-    <w:p>
-      <w:pPr>
-        <w:spacing w:after="0" w:line="360" w:lineRule="auto"/>
-        <w:jc w:val="both"/>
-        <w:rPr>
-          <w:rFonts w:ascii="Times New Roman" w:hAnsi="Times New Roman" w:cs="Times New Roman"/>
+          <w:rFonts w:ascii="Montserrat" w:hAnsi="Montserrat" w:cs="Times New Roman"/>
+          <w:sz w:val="24"/>
+          <w:szCs w:val="24"/>
+        </w:rPr>
+      </w:pPr>
+      <w:r>
+        <w:rPr>
+          <w:rFonts w:ascii="Montserrat" w:hAnsi="Montserrat" w:cs="Times New Roman"/>
+          <w:sz w:val="24"/>
+          <w:szCs w:val="24"/>
+        </w:rPr>
+        <w:tab/>
+        <w:t>As her ancestors before her, as an animal, she…</w:t>
+      </w:r>
+    </w:p>
+    <w:p>
+      <w:pPr>
+        <w:spacing w:after="0" w:line="360" w:lineRule="auto"/>
+        <w:jc w:val="both"/>
+        <w:rPr>
+          <w:rFonts w:ascii="Montserrat" w:hAnsi="Montserrat" w:cs="Times New Roman"/>
           <w:sz w:val="24"/>
           <w:szCs w:val="24"/>
         </w:rPr>
@@ -788,8 +801,106 @@
 </w:document>
 </file>
 
+<file path=word/numbering.xml><?xml version="1.0" encoding="utf-8"?>
+<w:numbering xmlns:wpc="http://schemas.microsoft.com/office/word/2010/wordprocessingCanvas" xmlns:cx="http://schemas.microsoft.com/office/drawing/2014/chartex" xmlns:cx1="http://schemas.microsoft.com/office/drawing/2015/9/8/chartex" xmlns:cx2="http://schemas.microsoft.com/office/drawing/2015/10/21/chartex" xmlns:cx3="http://schemas.microsoft.com/office/drawing/2016/5/9/chartex" xmlns:cx4="http://schemas.microsoft.com/office/drawing/2016/5/10/chartex" xmlns:cx5="http://schemas.microsoft.com/office/drawing/2016/5/11/chartex" xmlns:cx6="http://schemas.microsoft.com/office/drawing/2016/5/12/chartex" xmlns:cx7="http://schemas.microsoft.com/office/drawing/2016/5/13/chartex" xmlns:cx8="http://schemas.microsoft.com/office/drawing/2016/5/14/chartex" xmlns:mc="http://schemas.openxmlformats.org/markup-compatibility/2006" xmlns:aink="http://schemas.microsoft.com/office/drawing/2016/ink" xmlns:am3d="http://schemas.microsoft.com/office/drawing/2017/model3d" xmlns:o="urn:schemas-microsoft-com:office:office" xmlns:oel="http://schemas.microsoft.com/office/2019/extlst" xmlns:r="http://schemas.openxmlformats.org/officeDocument/2006/relationships" xmlns:m="http://schemas.openxmlformats.org/officeDocument/2006/math" xmlns:v="urn:schemas-microsoft-com:vml" xmlns:wp14="http://schemas.microsoft.com/office/word/2010/wordprocessingDrawing" xmlns:wp="http://schemas.openxmlformats.org/drawingml/2006/wordprocessingDrawing" xmlns:w10="urn:schemas-microsoft-com:office:word" xmlns:w="http://schemas.openxmlformats.org/wordprocessingml/2006/main" xmlns:w14="http://schemas.microsoft.com/office/word/2010/wordml" xmlns:w15="http://schemas.microsoft.com/office/word/2012/wordml" xmlns:w16cex="http://schemas.microsoft.com/office/word/2018/wordml/cex" xmlns:w16cid="http://schemas.microsoft.com/office/word/2016/wordml/cid" xmlns:w16="http://schemas.microsoft.com/office/word/2018/wordml" xmlns:w16du="http://schemas.microsoft.com/office/word/2023/wordml/word16du" xmlns:w16sdtdh="http://schemas.microsoft.com/office/word/2020/wordml/sdtdatahash" xmlns:w16sdtfl="http://schemas.microsoft.com/office/word/2024/wordml/sdtformatlock" xmlns:w16se="http://schemas.microsoft.com/office/word/2015/wordml/symex" xmlns:wpg="http://schemas.microsoft.com/office/word/2010/wordprocessingGroup" xmlns:wpi="http://schemas.microsoft.com/office/word/2010/wordprocessingInk" xmlns:wne="http://schemas.microsoft.com/office/word/2006/wordml" xmlns:wps="http://schemas.microsoft.com/office/word/2010/wordprocessingShape" mc:Ignorable="w14 w15 w16se w16cid w16 w16cex w16sdtdh w16sdtfl w16du wp14">
+  <w:abstractNum w:abstractNumId="0" w15:restartNumberingAfterBreak="0">
+    <w:nsid w:val="FFFFFFFB"/>
+    <w:multiLevelType w:val="multilevel"/>
+    <w:tmpl w:val="80A499BA"/>
+    <w:lvl w:ilvl="0">
+      <w:start w:val="1"/>
+      <w:numFmt w:val="cardinalText"/>
+      <w:lvlText w:val="Chapter %1 "/>
+      <w:legacy w:legacy="1" w:legacySpace="144" w:legacyIndent="0"/>
+      <w:lvlJc w:val="left"/>
+    </w:lvl>
+    <w:lvl w:ilvl="1">
+      <w:start w:val="1"/>
+      <w:numFmt w:val="none"/>
+      <w:pStyle w:val="Heading2"/>
+      <w:suff w:val="nothing"/>
+      <w:lvlText w:val=""/>
+      <w:lvlJc w:val="left"/>
+    </w:lvl>
+    <w:lvl w:ilvl="2">
+      <w:start w:val="1"/>
+      <w:numFmt w:val="none"/>
+      <w:suff w:val="nothing"/>
+      <w:lvlText w:val=""/>
+      <w:lvlJc w:val="left"/>
+    </w:lvl>
+    <w:lvl w:ilvl="3">
+      <w:start w:val="1"/>
+      <w:numFmt w:val="none"/>
+      <w:pStyle w:val="Heading4"/>
+      <w:suff w:val="nothing"/>
+      <w:lvlText w:val=""/>
+      <w:lvlJc w:val="left"/>
+    </w:lvl>
+    <w:lvl w:ilvl="4">
+      <w:start w:val="1"/>
+      <w:numFmt w:val="none"/>
+      <w:pStyle w:val="Heading5"/>
+      <w:suff w:val="nothing"/>
+      <w:lvlText w:val=""/>
+      <w:lvlJc w:val="left"/>
+    </w:lvl>
+    <w:lvl w:ilvl="5">
+      <w:start w:val="1"/>
+      <w:numFmt w:val="none"/>
+      <w:pStyle w:val="Heading6"/>
+      <w:suff w:val="nothing"/>
+      <w:lvlText w:val=""/>
+      <w:lvlJc w:val="left"/>
+    </w:lvl>
+    <w:lvl w:ilvl="6">
+      <w:start w:val="1"/>
+      <w:numFmt w:val="none"/>
+      <w:suff w:val="nothing"/>
+      <w:lvlText w:val=""/>
+      <w:lvlJc w:val="left"/>
+    </w:lvl>
+    <w:lvl w:ilvl="7">
+      <w:start w:val="1"/>
+      <w:numFmt w:val="none"/>
+      <w:suff w:val="nothing"/>
+      <w:lvlText w:val=""/>
+      <w:lvlJc w:val="left"/>
+    </w:lvl>
+    <w:lvl w:ilvl="8">
+      <w:start w:val="1"/>
+      <w:numFmt w:val="none"/>
+      <w:suff w:val="nothing"/>
+      <w:lvlText w:val=""/>
+      <w:lvlJc w:val="left"/>
+    </w:lvl>
+  </w:abstractNum>
+  <w:num w:numId="1" w16cid:durableId="195851938">
+    <w:abstractNumId w:val="0"/>
+  </w:num>
+  <w:num w:numId="2" w16cid:durableId="1199663488">
+    <w:abstractNumId w:val="0"/>
+  </w:num>
+  <w:num w:numId="3" w16cid:durableId="246574806">
+    <w:abstractNumId w:val="0"/>
+  </w:num>
+  <w:num w:numId="4" w16cid:durableId="1711219057">
+    <w:abstractNumId w:val="0"/>
+  </w:num>
+  <w:num w:numId="5" w16cid:durableId="814643323">
+    <w:abstractNumId w:val="0"/>
+  </w:num>
+  <w:num w:numId="6" w16cid:durableId="1385131712">
+    <w:abstractNumId w:val="0"/>
+  </w:num>
+  <w:num w:numId="7" w16cid:durableId="289408546">
+    <w:abstractNumId w:val="0"/>
+  </w:num>
+</w:numbering>
+</file>
+
 <file path=word/styles.xml><?xml version="1.0" encoding="utf-8"?>
-<w:styles xmlns:r="http://schemas.openxmlformats.org/officeDocument/2006/relationships" xmlns:w="http://schemas.openxmlformats.org/wordprocessingml/2006/main">
+<w:styles xmlns:mc="http://schemas.openxmlformats.org/markup-compatibility/2006" xmlns:r="http://schemas.openxmlformats.org/officeDocument/2006/relationships" xmlns:w="http://schemas.openxmlformats.org/wordprocessingml/2006/main" xmlns:w14="http://schemas.microsoft.com/office/word/2010/wordml" xmlns:w15="http://schemas.microsoft.com/office/word/2012/wordml" xmlns:w16cex="http://schemas.microsoft.com/office/word/2018/wordml/cex" xmlns:w16cid="http://schemas.microsoft.com/office/word/2016/wordml/cid" xmlns:w16="http://schemas.microsoft.com/office/word/2018/wordml" xmlns:w16du="http://schemas.microsoft.com/office/word/2023/wordml/word16du" xmlns:w16sdtdh="http://schemas.microsoft.com/office/word/2020/wordml/sdtdatahash" xmlns:w16sdtfl="http://schemas.microsoft.com/office/word/2024/wordml/sdtformatlock" xmlns:w16se="http://schemas.microsoft.com/office/word/2015/wordml/symex" mc:Ignorable="w14 w15 w16se w16cid w16 w16cex w16sdtdh w16sdtfl w16du">
   <w:docDefaults>
     <w:rPrDefault>
       <w:rPr>
@@ -799,160 +910,561 @@
         <w:lang w:val="en-US" w:eastAsia="en-US" w:bidi="ar-SA"/>
       </w:rPr>
     </w:rPrDefault>
-    <w:pPrDefault>
-      <w:pPr>
-        <w:spacing w:after="200" w:line="276" w:lineRule="auto"/>
-      </w:pPr>
-    </w:pPrDefault>
+    <w:pPrDefault/>
   </w:docDefaults>
-  <w:latentStyles w:defLockedState="0" w:defUIPriority="99" w:defSemiHidden="1" w:defUnhideWhenUsed="1" w:defQFormat="0" w:count="267">
-    <w:lsdException w:name="Normal" w:semiHidden="0" w:uiPriority="0" w:unhideWhenUsed="0" w:qFormat="1"/>
-    <w:lsdException w:name="heading 1" w:semiHidden="0" w:uiPriority="9" w:unhideWhenUsed="0" w:qFormat="1"/>
-    <w:lsdException w:name="heading 2" w:uiPriority="9" w:qFormat="1"/>
-    <w:lsdException w:name="heading 3" w:uiPriority="9" w:qFormat="1"/>
-    <w:lsdException w:name="heading 4" w:uiPriority="9" w:qFormat="1"/>
-    <w:lsdException w:name="heading 5" w:uiPriority="9" w:qFormat="1"/>
-    <w:lsdException w:name="heading 6" w:uiPriority="9" w:qFormat="1"/>
-    <w:lsdException w:name="heading 7" w:uiPriority="9" w:qFormat="1"/>
-    <w:lsdException w:name="heading 8" w:uiPriority="9" w:qFormat="1"/>
-    <w:lsdException w:name="heading 9" w:uiPriority="9" w:qFormat="1"/>
-    <w:lsdException w:name="toc 1" w:uiPriority="39"/>
-    <w:lsdException w:name="toc 2" w:uiPriority="39"/>
-    <w:lsdException w:name="toc 3" w:uiPriority="39"/>
-    <w:lsdException w:name="toc 4" w:uiPriority="39"/>
-    <w:lsdException w:name="toc 5" w:uiPriority="39"/>
-    <w:lsdException w:name="toc 6" w:uiPriority="39"/>
-    <w:lsdException w:name="toc 7" w:uiPriority="39"/>
-    <w:lsdException w:name="toc 8" w:uiPriority="39"/>
-    <w:lsdException w:name="toc 9" w:uiPriority="39"/>
-    <w:lsdException w:name="caption" w:uiPriority="35" w:qFormat="1"/>
-    <w:lsdException w:name="Title" w:semiHidden="0" w:uiPriority="10" w:unhideWhenUsed="0" w:qFormat="1"/>
-    <w:lsdException w:name="Default Paragraph Font" w:uiPriority="1"/>
-    <w:lsdException w:name="Body Text" w:uiPriority="0"/>
-    <w:lsdException w:name="Subtitle" w:semiHidden="0" w:uiPriority="11" w:unhideWhenUsed="0" w:qFormat="1"/>
-    <w:lsdException w:name="Strong" w:semiHidden="0" w:uiPriority="22" w:unhideWhenUsed="0" w:qFormat="1"/>
-    <w:lsdException w:name="Emphasis" w:semiHidden="0" w:uiPriority="20" w:unhideWhenUsed="0" w:qFormat="1"/>
-    <w:lsdException w:name="Table Grid" w:semiHidden="0" w:uiPriority="59" w:unhideWhenUsed="0"/>
-    <w:lsdException w:name="Placeholder Text" w:unhideWhenUsed="0"/>
-    <w:lsdException w:name="No Spacing" w:semiHidden="0" w:uiPriority="1" w:unhideWhenUsed="0" w:qFormat="1"/>
-    <w:lsdException w:name="Light Shading" w:semiHidden="0" w:uiPriority="60" w:unhideWhenUsed="0"/>
-    <w:lsdException w:name="Light List" w:semiHidden="0" w:uiPriority="61" w:unhideWhenUsed="0"/>
-    <w:lsdException w:name="Light Grid" w:semiHidden="0" w:uiPriority="62" w:unhideWhenUsed="0"/>
-    <w:lsdException w:name="Medium Shading 1" w:semiHidden="0" w:uiPriority="63" w:unhideWhenUsed="0"/>
-    <w:lsdException w:name="Medium Shading 2" w:semiHidden="0" w:uiPriority="64" w:unhideWhenUsed="0"/>
-    <w:lsdException w:name="Medium List 1" w:semiHidden="0" w:uiPriority="65" w:unhideWhenUsed="0"/>
-    <w:lsdException w:name="Medium List 2" w:semiHidden="0" w:uiPriority="66" w:unhideWhenUsed="0"/>
-    <w:lsdException w:name="Medium Grid 1" w:semiHidden="0" w:uiPriority="67" w:unhideWhenUsed="0"/>
-    <w:lsdException w:name="Medium Grid 2" w:semiHidden="0" w:uiPriority="68" w:unhideWhenUsed="0"/>
-    <w:lsdException w:name="Medium Grid 3" w:semiHidden="0" w:uiPriority="69" w:unhideWhenUsed="0"/>
-    <w:lsdException w:name="Dark List" w:semiHidden="0" w:uiPriority="70" w:unhideWhenUsed="0"/>
-    <w:lsdException w:name="Colorful Shading" w:semiHidden="0" w:uiPriority="71" w:unhideWhenUsed="0"/>
-    <w:lsdException w:name="Colorful List" w:semiHidden="0" w:uiPriority="72" w:unhideWhenUsed="0"/>
-    <w:lsdException w:name="Colorful Grid" w:semiHidden="0" w:uiPriority="73" w:unhideWhenUsed="0"/>
-    <w:lsdException w:name="Light Shading Accent 1" w:semiHidden="0" w:uiPriority="60" w:unhideWhenUsed="0"/>
-    <w:lsdException w:name="Light List Accent 1" w:semiHidden="0" w:uiPriority="61" w:unhideWhenUsed="0"/>
-    <w:lsdException w:name="Light Grid Accent 1" w:semiHidden="0" w:uiPriority="62" w:unhideWhenUsed="0"/>
-    <w:lsdException w:name="Medium Shading 1 Accent 1" w:semiHidden="0" w:uiPriority="63" w:unhideWhenUsed="0"/>
-    <w:lsdException w:name="Medium Shading 2 Accent 1" w:semiHidden="0" w:uiPriority="64" w:unhideWhenUsed="0"/>
-    <w:lsdException w:name="Medium List 1 Accent 1" w:semiHidden="0" w:uiPriority="65" w:unhideWhenUsed="0"/>
-    <w:lsdException w:name="Revision" w:unhideWhenUsed="0"/>
-    <w:lsdException w:name="List Paragraph" w:semiHidden="0" w:uiPriority="34" w:unhideWhenUsed="0" w:qFormat="1"/>
-    <w:lsdException w:name="Quote" w:semiHidden="0" w:uiPriority="29" w:unhideWhenUsed="0" w:qFormat="1"/>
-    <w:lsdException w:name="Intense Quote" w:semiHidden="0" w:uiPriority="30" w:unhideWhenUsed="0" w:qFormat="1"/>
-    <w:lsdException w:name="Medium List 2 Accent 1" w:semiHidden="0" w:uiPriority="66" w:unhideWhenUsed="0"/>
-    <w:lsdException w:name="Medium Grid 1 Accent 1" w:semiHidden="0" w:uiPriority="67" w:unhideWhenUsed="0"/>
-    <w:lsdException w:name="Medium Grid 2 Accent 1" w:semiHidden="0" w:uiPriority="68" w:unhideWhenUsed="0"/>
-    <w:lsdException w:name="Medium Grid 3 Accent 1" w:semiHidden="0" w:uiPriority="69" w:unhideWhenUsed="0"/>
-    <w:lsdException w:name="Dark List Accent 1" w:semiHidden="0" w:uiPriority="70" w:unhideWhenUsed="0"/>
-    <w:lsdException w:name="Colorful Shading Accent 1" w:semiHidden="0" w:uiPriority="71" w:unhideWhenUsed="0"/>
-    <w:lsdException w:name="Colorful List Accent 1" w:semiHidden="0" w:uiPriority="72" w:unhideWhenUsed="0"/>
-    <w:lsdException w:name="Colorful Grid Accent 1" w:semiHidden="0" w:uiPriority="73" w:unhideWhenUsed="0"/>
-    <w:lsdException w:name="Light Shading Accent 2" w:semiHidden="0" w:uiPriority="60" w:unhideWhenUsed="0"/>
-    <w:lsdException w:name="Light List Accent 2" w:semiHidden="0" w:uiPriority="61" w:unhideWhenUsed="0"/>
-    <w:lsdException w:name="Light Grid Accent 2" w:semiHidden="0" w:uiPriority="62" w:unhideWhenUsed="0"/>
-    <w:lsdException w:name="Medium Shading 1 Accent 2" w:semiHidden="0" w:uiPriority="63" w:unhideWhenUsed="0"/>
-    <w:lsdException w:name="Medium Shading 2 Accent 2" w:semiHidden="0" w:uiPriority="64" w:unhideWhenUsed="0"/>
-    <w:lsdException w:name="Medium List 1 Accent 2" w:semiHidden="0" w:uiPriority="65" w:unhideWhenUsed="0"/>
-    <w:lsdException w:name="Medium List 2 Accent 2" w:semiHidden="0" w:uiPriority="66" w:unhideWhenUsed="0"/>
-    <w:lsdException w:name="Medium Grid 1 Accent 2" w:semiHidden="0" w:uiPriority="67" w:unhideWhenUsed="0"/>
-    <w:lsdException w:name="Medium Grid 2 Accent 2" w:semiHidden="0" w:uiPriority="68" w:unhideWhenUsed="0"/>
-    <w:lsdException w:name="Medium Grid 3 Accent 2" w:semiHidden="0" w:uiPriority="69" w:unhideWhenUsed="0"/>
-    <w:lsdException w:name="Dark List Accent 2" w:semiHidden="0" w:uiPriority="70" w:unhideWhenUsed="0"/>
-    <w:lsdException w:name="Colorful Shading Accent 2" w:semiHidden="0" w:uiPriority="71" w:unhideWhenUsed="0"/>
-    <w:lsdException w:name="Colorful List Accent 2" w:semiHidden="0" w:uiPriority="72" w:unhideWhenUsed="0"/>
-    <w:lsdException w:name="Colorful Grid Accent 2" w:semiHidden="0" w:uiPriority="73" w:unhideWhenUsed="0"/>
-    <w:lsdException w:name="Light Shading Accent 3" w:semiHidden="0" w:uiPriority="60" w:unhideWhenUsed="0"/>
-    <w:lsdException w:name="Light List Accent 3" w:semiHidden="0" w:uiPriority="61" w:unhideWhenUsed="0"/>
-    <w:lsdException w:name="Light Grid Accent 3" w:semiHidden="0" w:uiPriority="62" w:unhideWhenUsed="0"/>
-    <w:lsdException w:name="Medium Shading 1 Accent 3" w:semiHidden="0" w:uiPriority="63" w:unhideWhenUsed="0"/>
-    <w:lsdException w:name="Medium Shading 2 Accent 3" w:semiHidden="0" w:uiPriority="64" w:unhideWhenUsed="0"/>
-    <w:lsdException w:name="Medium List 1 Accent 3" w:semiHidden="0" w:uiPriority="65" w:unhideWhenUsed="0"/>
-    <w:lsdException w:name="Medium List 2 Accent 3" w:semiHidden="0" w:uiPriority="66" w:unhideWhenUsed="0"/>
-    <w:lsdException w:name="Medium Grid 1 Accent 3" w:semiHidden="0" w:uiPriority="67" w:unhideWhenUsed="0"/>
-    <w:lsdException w:name="Medium Grid 2 Accent 3" w:semiHidden="0" w:uiPriority="68" w:unhideWhenUsed="0"/>
-    <w:lsdException w:name="Medium Grid 3 Accent 3" w:semiHidden="0" w:uiPriority="69" w:unhideWhenUsed="0"/>
-    <w:lsdException w:name="Dark List Accent 3" w:semiHidden="0" w:uiPriority="70" w:unhideWhenUsed="0"/>
-    <w:lsdException w:name="Colorful Shading Accent 3" w:semiHidden="0" w:uiPriority="71" w:unhideWhenUsed="0"/>
-    <w:lsdException w:name="Colorful List Accent 3" w:semiHidden="0" w:uiPriority="72" w:unhideWhenUsed="0"/>
-    <w:lsdException w:name="Colorful Grid Accent 3" w:semiHidden="0" w:uiPriority="73" w:unhideWhenUsed="0"/>
-    <w:lsdException w:name="Light Shading Accent 4" w:semiHidden="0" w:uiPriority="60" w:unhideWhenUsed="0"/>
-    <w:lsdException w:name="Light List Accent 4" w:semiHidden="0" w:uiPriority="61" w:unhideWhenUsed="0"/>
-    <w:lsdException w:name="Light Grid Accent 4" w:semiHidden="0" w:uiPriority="62" w:unhideWhenUsed="0"/>
-    <w:lsdException w:name="Medium Shading 1 Accent 4" w:semiHidden="0" w:uiPriority="63" w:unhideWhenUsed="0"/>
-    <w:lsdException w:name="Medium Shading 2 Accent 4" w:semiHidden="0" w:uiPriority="64" w:unhideWhenUsed="0"/>
-    <w:lsdException w:name="Medium List 1 Accent 4" w:semiHidden="0" w:uiPriority="65" w:unhideWhenUsed="0"/>
-    <w:lsdException w:name="Medium List 2 Accent 4" w:semiHidden="0" w:uiPriority="66" w:unhideWhenUsed="0"/>
-    <w:lsdException w:name="Medium Grid 1 Accent 4" w:semiHidden="0" w:uiPriority="67" w:unhideWhenUsed="0"/>
-    <w:lsdException w:name="Medium Grid 2 Accent 4" w:semiHidden="0" w:uiPriority="68" w:unhideWhenUsed="0"/>
-    <w:lsdException w:name="Medium Grid 3 Accent 4" w:semiHidden="0" w:uiPriority="69" w:unhideWhenUsed="0"/>
-    <w:lsdException w:name="Dark List Accent 4" w:semiHidden="0" w:uiPriority="70" w:unhideWhenUsed="0"/>
-    <w:lsdException w:name="Colorful Shading Accent 4" w:semiHidden="0" w:uiPriority="71" w:unhideWhenUsed="0"/>
-    <w:lsdException w:name="Colorful List Accent 4" w:semiHidden="0" w:uiPriority="72" w:unhideWhenUsed="0"/>
-    <w:lsdException w:name="Colorful Grid Accent 4" w:semiHidden="0" w:uiPriority="73" w:unhideWhenUsed="0"/>
-    <w:lsdException w:name="Light Shading Accent 5" w:semiHidden="0" w:uiPriority="60" w:unhideWhenUsed="0"/>
-    <w:lsdException w:name="Light List Accent 5" w:semiHidden="0" w:uiPriority="61" w:unhideWhenUsed="0"/>
-    <w:lsdException w:name="Light Grid Accent 5" w:semiHidden="0" w:uiPriority="62" w:unhideWhenUsed="0"/>
-    <w:lsdException w:name="Medium Shading 1 Accent 5" w:semiHidden="0" w:uiPriority="63" w:unhideWhenUsed="0"/>
-    <w:lsdException w:name="Medium Shading 2 Accent 5" w:semiHidden="0" w:uiPriority="64" w:unhideWhenUsed="0"/>
-    <w:lsdException w:name="Medium List 1 Accent 5" w:semiHidden="0" w:uiPriority="65" w:unhideWhenUsed="0"/>
-    <w:lsdException w:name="Medium List 2 Accent 5" w:semiHidden="0" w:uiPriority="66" w:unhideWhenUsed="0"/>
-    <w:lsdException w:name="Medium Grid 1 Accent 5" w:semiHidden="0" w:uiPriority="67" w:unhideWhenUsed="0"/>
-    <w:lsdException w:name="Medium Grid 2 Accent 5" w:semiHidden="0" w:uiPriority="68" w:unhideWhenUsed="0"/>
-    <w:lsdException w:name="Medium Grid 3 Accent 5" w:semiHidden="0" w:uiPriority="69" w:unhideWhenUsed="0"/>
-    <w:lsdException w:name="Dark List Accent 5" w:semiHidden="0" w:uiPriority="70" w:unhideWhenUsed="0"/>
-    <w:lsdException w:name="Colorful Shading Accent 5" w:semiHidden="0" w:uiPriority="71" w:unhideWhenUsed="0"/>
-    <w:lsdException w:name="Colorful List Accent 5" w:semiHidden="0" w:uiPriority="72" w:unhideWhenUsed="0"/>
-    <w:lsdException w:name="Colorful Grid Accent 5" w:semiHidden="0" w:uiPriority="73" w:unhideWhenUsed="0"/>
-    <w:lsdException w:name="Light Shading Accent 6" w:semiHidden="0" w:uiPriority="60" w:unhideWhenUsed="0"/>
-    <w:lsdException w:name="Light List Accent 6" w:semiHidden="0" w:uiPriority="61" w:unhideWhenUsed="0"/>
-    <w:lsdException w:name="Light Grid Accent 6" w:semiHidden="0" w:uiPriority="62" w:unhideWhenUsed="0"/>
-    <w:lsdException w:name="Medium Shading 1 Accent 6" w:semiHidden="0" w:uiPriority="63" w:unhideWhenUsed="0"/>
-    <w:lsdException w:name="Medium Shading 2 Accent 6" w:semiHidden="0" w:uiPriority="64" w:unhideWhenUsed="0"/>
-    <w:lsdException w:name="Medium List 1 Accent 6" w:semiHidden="0" w:uiPriority="65" w:unhideWhenUsed="0"/>
-    <w:lsdException w:name="Medium List 2 Accent 6" w:semiHidden="0" w:uiPriority="66" w:unhideWhenUsed="0"/>
-    <w:lsdException w:name="Medium Grid 1 Accent 6" w:semiHidden="0" w:uiPriority="67" w:unhideWhenUsed="0"/>
-    <w:lsdException w:name="Medium Grid 2 Accent 6" w:semiHidden="0" w:uiPriority="68" w:unhideWhenUsed="0"/>
-    <w:lsdException w:name="Medium Grid 3 Accent 6" w:semiHidden="0" w:uiPriority="69" w:unhideWhenUsed="0"/>
-    <w:lsdException w:name="Dark List Accent 6" w:semiHidden="0" w:uiPriority="70" w:unhideWhenUsed="0"/>
-    <w:lsdException w:name="Colorful Shading Accent 6" w:semiHidden="0" w:uiPriority="71" w:unhideWhenUsed="0"/>
-    <w:lsdException w:name="Colorful List Accent 6" w:semiHidden="0" w:uiPriority="72" w:unhideWhenUsed="0"/>
-    <w:lsdException w:name="Colorful Grid Accent 6" w:semiHidden="0" w:uiPriority="73" w:unhideWhenUsed="0"/>
-    <w:lsdException w:name="Subtle Emphasis" w:semiHidden="0" w:uiPriority="19" w:unhideWhenUsed="0" w:qFormat="1"/>
-    <w:lsdException w:name="Intense Emphasis" w:semiHidden="0" w:uiPriority="21" w:unhideWhenUsed="0" w:qFormat="1"/>
-    <w:lsdException w:name="Subtle Reference" w:semiHidden="0" w:uiPriority="31" w:unhideWhenUsed="0" w:qFormat="1"/>
-    <w:lsdException w:name="Intense Reference" w:semiHidden="0" w:uiPriority="32" w:unhideWhenUsed="0" w:qFormat="1"/>
-    <w:lsdException w:name="Book Title" w:semiHidden="0" w:uiPriority="33" w:unhideWhenUsed="0" w:qFormat="1"/>
-    <w:lsdException w:name="Bibliography" w:uiPriority="37"/>
-    <w:lsdException w:name="TOC Heading" w:uiPriority="39" w:qFormat="1"/>
+  <w:latentStyles w:defLockedState="0" w:defUIPriority="99" w:defSemiHidden="0" w:defUnhideWhenUsed="0" w:defQFormat="0" w:count="376">
+    <w:lsdException w:name="Normal" w:uiPriority="0" w:qFormat="1"/>
+    <w:lsdException w:name="heading 1" w:uiPriority="0" w:qFormat="1"/>
+    <w:lsdException w:name="heading 2" w:semiHidden="1" w:uiPriority="0" w:unhideWhenUsed="1" w:qFormat="1"/>
+    <w:lsdException w:name="heading 3" w:semiHidden="1" w:uiPriority="0" w:unhideWhenUsed="1" w:qFormat="1"/>
+    <w:lsdException w:name="heading 4" w:semiHidden="1" w:uiPriority="0" w:unhideWhenUsed="1" w:qFormat="1"/>
+    <w:lsdException w:name="heading 5" w:semiHidden="1" w:uiPriority="0" w:unhideWhenUsed="1" w:qFormat="1"/>
+    <w:lsdException w:name="heading 6" w:semiHidden="1" w:uiPriority="0" w:unhideWhenUsed="1" w:qFormat="1"/>
+    <w:lsdException w:name="heading 7" w:semiHidden="1" w:uiPriority="0" w:unhideWhenUsed="1" w:qFormat="1"/>
+    <w:lsdException w:name="heading 8" w:semiHidden="1" w:uiPriority="0" w:unhideWhenUsed="1" w:qFormat="1"/>
+    <w:lsdException w:name="heading 9" w:semiHidden="1" w:uiPriority="0" w:unhideWhenUsed="1" w:qFormat="1"/>
+    <w:lsdException w:name="index 1" w:semiHidden="1" w:unhideWhenUsed="1"/>
+    <w:lsdException w:name="index 2" w:semiHidden="1" w:unhideWhenUsed="1"/>
+    <w:lsdException w:name="index 3" w:semiHidden="1" w:unhideWhenUsed="1"/>
+    <w:lsdException w:name="index 4" w:semiHidden="1" w:unhideWhenUsed="1"/>
+    <w:lsdException w:name="index 5" w:semiHidden="1" w:unhideWhenUsed="1"/>
+    <w:lsdException w:name="index 6" w:semiHidden="1" w:unhideWhenUsed="1"/>
+    <w:lsdException w:name="index 7" w:semiHidden="1" w:unhideWhenUsed="1"/>
+    <w:lsdException w:name="index 8" w:semiHidden="1" w:unhideWhenUsed="1"/>
+    <w:lsdException w:name="index 9" w:semiHidden="1" w:unhideWhenUsed="1"/>
+    <w:lsdException w:name="toc 1" w:semiHidden="1" w:uiPriority="39" w:unhideWhenUsed="1"/>
+    <w:lsdException w:name="toc 2" w:semiHidden="1" w:uiPriority="39" w:unhideWhenUsed="1"/>
+    <w:lsdException w:name="toc 3" w:semiHidden="1" w:uiPriority="39" w:unhideWhenUsed="1"/>
+    <w:lsdException w:name="toc 4" w:semiHidden="1" w:uiPriority="39" w:unhideWhenUsed="1"/>
+    <w:lsdException w:name="toc 5" w:semiHidden="1" w:uiPriority="39" w:unhideWhenUsed="1"/>
+    <w:lsdException w:name="toc 6" w:semiHidden="1" w:uiPriority="39" w:unhideWhenUsed="1"/>
+    <w:lsdException w:name="toc 7" w:semiHidden="1" w:uiPriority="39" w:unhideWhenUsed="1"/>
+    <w:lsdException w:name="toc 8" w:semiHidden="1" w:uiPriority="39" w:unhideWhenUsed="1"/>
+    <w:lsdException w:name="toc 9" w:semiHidden="1" w:uiPriority="39" w:unhideWhenUsed="1"/>
+    <w:lsdException w:name="Normal Indent" w:semiHidden="1" w:unhideWhenUsed="1"/>
+    <w:lsdException w:name="footnote text" w:semiHidden="1" w:unhideWhenUsed="1"/>
+    <w:lsdException w:name="annotation text" w:semiHidden="1" w:unhideWhenUsed="1"/>
+    <w:lsdException w:name="header" w:semiHidden="1" w:unhideWhenUsed="1"/>
+    <w:lsdException w:name="footer" w:semiHidden="1" w:unhideWhenUsed="1"/>
+    <w:lsdException w:name="index heading" w:semiHidden="1" w:unhideWhenUsed="1"/>
+    <w:lsdException w:name="caption" w:semiHidden="1" w:uiPriority="35" w:unhideWhenUsed="1" w:qFormat="1"/>
+    <w:lsdException w:name="table of figures" w:semiHidden="1" w:unhideWhenUsed="1"/>
+    <w:lsdException w:name="envelope address" w:semiHidden="1" w:unhideWhenUsed="1"/>
+    <w:lsdException w:name="envelope return" w:semiHidden="1" w:unhideWhenUsed="1"/>
+    <w:lsdException w:name="footnote reference" w:semiHidden="1" w:unhideWhenUsed="1"/>
+    <w:lsdException w:name="annotation reference" w:semiHidden="1" w:unhideWhenUsed="1"/>
+    <w:lsdException w:name="line number" w:semiHidden="1" w:unhideWhenUsed="1"/>
+    <w:lsdException w:name="page number" w:semiHidden="1" w:unhideWhenUsed="1"/>
+    <w:lsdException w:name="endnote reference" w:semiHidden="1" w:unhideWhenUsed="1"/>
+    <w:lsdException w:name="endnote text" w:semiHidden="1" w:unhideWhenUsed="1"/>
+    <w:lsdException w:name="table of authorities" w:semiHidden="1" w:unhideWhenUsed="1"/>
+    <w:lsdException w:name="macro" w:semiHidden="1" w:unhideWhenUsed="1"/>
+    <w:lsdException w:name="toa heading" w:semiHidden="1" w:unhideWhenUsed="1"/>
+    <w:lsdException w:name="List" w:semiHidden="1" w:unhideWhenUsed="1"/>
+    <w:lsdException w:name="List Bullet" w:semiHidden="1" w:unhideWhenUsed="1"/>
+    <w:lsdException w:name="List Number" w:semiHidden="1" w:unhideWhenUsed="1"/>
+    <w:lsdException w:name="List 2" w:semiHidden="1" w:unhideWhenUsed="1"/>
+    <w:lsdException w:name="List 3" w:semiHidden="1" w:unhideWhenUsed="1"/>
+    <w:lsdException w:name="List 4" w:semiHidden="1" w:unhideWhenUsed="1"/>
+    <w:lsdException w:name="List 5" w:semiHidden="1" w:unhideWhenUsed="1"/>
+    <w:lsdException w:name="List Bullet 2" w:semiHidden="1" w:unhideWhenUsed="1"/>
+    <w:lsdException w:name="List Bullet 3" w:semiHidden="1" w:unhideWhenUsed="1"/>
+    <w:lsdException w:name="List Bullet 4" w:semiHidden="1" w:unhideWhenUsed="1"/>
+    <w:lsdException w:name="List Bullet 5" w:semiHidden="1" w:unhideWhenUsed="1"/>
+    <w:lsdException w:name="List Number 2" w:semiHidden="1" w:unhideWhenUsed="1"/>
+    <w:lsdException w:name="List Number 3" w:semiHidden="1" w:unhideWhenUsed="1"/>
+    <w:lsdException w:name="List Number 4" w:semiHidden="1" w:unhideWhenUsed="1"/>
+    <w:lsdException w:name="List Number 5" w:semiHidden="1" w:unhideWhenUsed="1"/>
+    <w:lsdException w:name="Title" w:uiPriority="10" w:qFormat="1"/>
+    <w:lsdException w:name="Closing" w:semiHidden="1" w:unhideWhenUsed="1"/>
+    <w:lsdException w:name="Signature" w:semiHidden="1" w:unhideWhenUsed="1"/>
+    <w:lsdException w:name="Default Paragraph Font" w:semiHidden="1" w:uiPriority="1" w:unhideWhenUsed="1"/>
+    <w:lsdException w:name="Body Text" w:semiHidden="1" w:uiPriority="0" w:unhideWhenUsed="1"/>
+    <w:lsdException w:name="Body Text Indent" w:semiHidden="1" w:unhideWhenUsed="1"/>
+    <w:lsdException w:name="List Continue" w:semiHidden="1" w:unhideWhenUsed="1"/>
+    <w:lsdException w:name="List Continue 2" w:semiHidden="1" w:unhideWhenUsed="1"/>
+    <w:lsdException w:name="List Continue 3" w:semiHidden="1" w:unhideWhenUsed="1"/>
+    <w:lsdException w:name="List Continue 4" w:semiHidden="1" w:unhideWhenUsed="1"/>
+    <w:lsdException w:name="List Continue 5" w:semiHidden="1" w:unhideWhenUsed="1"/>
+    <w:lsdException w:name="Message Header" w:semiHidden="1" w:unhideWhenUsed="1"/>
+    <w:lsdException w:name="Subtitle" w:uiPriority="11" w:qFormat="1"/>
+    <w:lsdException w:name="Salutation" w:semiHidden="1" w:unhideWhenUsed="1"/>
+    <w:lsdException w:name="Date" w:semiHidden="1" w:unhideWhenUsed="1"/>
+    <w:lsdException w:name="Body Text First Indent" w:semiHidden="1" w:unhideWhenUsed="1"/>
+    <w:lsdException w:name="Body Text First Indent 2" w:semiHidden="1" w:unhideWhenUsed="1"/>
+    <w:lsdException w:name="Note Heading" w:semiHidden="1" w:unhideWhenUsed="1"/>
+    <w:lsdException w:name="Body Text 2" w:semiHidden="1" w:unhideWhenUsed="1"/>
+    <w:lsdException w:name="Body Text 3" w:semiHidden="1" w:unhideWhenUsed="1"/>
+    <w:lsdException w:name="Body Text Indent 2" w:semiHidden="1" w:unhideWhenUsed="1"/>
+    <w:lsdException w:name="Body Text Indent 3" w:semiHidden="1" w:unhideWhenUsed="1"/>
+    <w:lsdException w:name="Block Text" w:semiHidden="1" w:unhideWhenUsed="1"/>
+    <w:lsdException w:name="Hyperlink" w:semiHidden="1" w:unhideWhenUsed="1"/>
+    <w:lsdException w:name="FollowedHyperlink" w:semiHidden="1" w:unhideWhenUsed="1"/>
+    <w:lsdException w:name="Strong" w:uiPriority="22" w:qFormat="1"/>
+    <w:lsdException w:name="Emphasis" w:uiPriority="20" w:qFormat="1"/>
+    <w:lsdException w:name="Document Map" w:semiHidden="1" w:unhideWhenUsed="1"/>
+    <w:lsdException w:name="Plain Text" w:semiHidden="1" w:unhideWhenUsed="1"/>
+    <w:lsdException w:name="E-mail Signature" w:semiHidden="1" w:unhideWhenUsed="1"/>
+    <w:lsdException w:name="HTML Top of Form" w:semiHidden="1" w:unhideWhenUsed="1"/>
+    <w:lsdException w:name="HTML Bottom of Form" w:semiHidden="1" w:unhideWhenUsed="1"/>
+    <w:lsdException w:name="Normal (Web)" w:semiHidden="1" w:unhideWhenUsed="1"/>
+    <w:lsdException w:name="HTML Acronym" w:semiHidden="1" w:unhideWhenUsed="1"/>
+    <w:lsdException w:name="HTML Address" w:semiHidden="1" w:unhideWhenUsed="1"/>
+    <w:lsdException w:name="HTML Cite" w:semiHidden="1" w:unhideWhenUsed="1"/>
+    <w:lsdException w:name="HTML Code" w:semiHidden="1" w:unhideWhenUsed="1"/>
+    <w:lsdException w:name="HTML Definition" w:semiHidden="1" w:unhideWhenUsed="1"/>
+    <w:lsdException w:name="HTML Keyboard" w:semiHidden="1" w:unhideWhenUsed="1"/>
+    <w:lsdException w:name="HTML Preformatted" w:semiHidden="1" w:unhideWhenUsed="1"/>
+    <w:lsdException w:name="HTML Sample" w:semiHidden="1" w:unhideWhenUsed="1"/>
+    <w:lsdException w:name="HTML Typewriter" w:semiHidden="1" w:unhideWhenUsed="1"/>
+    <w:lsdException w:name="HTML Variable" w:semiHidden="1" w:unhideWhenUsed="1"/>
+    <w:lsdException w:name="Normal Table" w:semiHidden="1" w:unhideWhenUsed="1"/>
+    <w:lsdException w:name="annotation subject" w:semiHidden="1" w:unhideWhenUsed="1"/>
+    <w:lsdException w:name="No List" w:semiHidden="1" w:unhideWhenUsed="1"/>
+    <w:lsdException w:name="Outline List 1" w:semiHidden="1" w:unhideWhenUsed="1"/>
+    <w:lsdException w:name="Outline List 2" w:semiHidden="1" w:unhideWhenUsed="1"/>
+    <w:lsdException w:name="Outline List 3" w:semiHidden="1" w:unhideWhenUsed="1"/>
+    <w:lsdException w:name="Table Simple 1" w:semiHidden="1" w:unhideWhenUsed="1"/>
+    <w:lsdException w:name="Table Simple 2" w:semiHidden="1" w:unhideWhenUsed="1"/>
+    <w:lsdException w:name="Table Simple 3" w:semiHidden="1" w:unhideWhenUsed="1"/>
+    <w:lsdException w:name="Table Classic 1" w:semiHidden="1" w:unhideWhenUsed="1"/>
+    <w:lsdException w:name="Table Classic 2" w:semiHidden="1" w:unhideWhenUsed="1"/>
+    <w:lsdException w:name="Table Classic 3" w:semiHidden="1" w:unhideWhenUsed="1"/>
+    <w:lsdException w:name="Table Classic 4" w:semiHidden="1" w:unhideWhenUsed="1"/>
+    <w:lsdException w:name="Table Colorful 1" w:semiHidden="1" w:unhideWhenUsed="1"/>
+    <w:lsdException w:name="Table Colorful 2" w:semiHidden="1" w:unhideWhenUsed="1"/>
+    <w:lsdException w:name="Table Colorful 3" w:semiHidden="1" w:unhideWhenUsed="1"/>
+    <w:lsdException w:name="Table Columns 1" w:semiHidden="1" w:unhideWhenUsed="1"/>
+    <w:lsdException w:name="Table Columns 2" w:semiHidden="1" w:unhideWhenUsed="1"/>
+    <w:lsdException w:name="Table Columns 3" w:semiHidden="1" w:unhideWhenUsed="1"/>
+    <w:lsdException w:name="Table Columns 4" w:semiHidden="1" w:unhideWhenUsed="1"/>
+    <w:lsdException w:name="Table Columns 5" w:semiHidden="1" w:unhideWhenUsed="1"/>
+    <w:lsdException w:name="Table Grid 1" w:semiHidden="1" w:unhideWhenUsed="1"/>
+    <w:lsdException w:name="Table Grid 2" w:semiHidden="1" w:unhideWhenUsed="1"/>
+    <w:lsdException w:name="Table Grid 3" w:semiHidden="1" w:unhideWhenUsed="1"/>
+    <w:lsdException w:name="Table Grid 4" w:semiHidden="1" w:unhideWhenUsed="1"/>
+    <w:lsdException w:name="Table Grid 5" w:semiHidden="1" w:unhideWhenUsed="1"/>
+    <w:lsdException w:name="Table Grid 6" w:semiHidden="1" w:unhideWhenUsed="1"/>
+    <w:lsdException w:name="Table Grid 7" w:semiHidden="1" w:unhideWhenUsed="1"/>
+    <w:lsdException w:name="Table Grid 8" w:semiHidden="1" w:unhideWhenUsed="1"/>
+    <w:lsdException w:name="Table List 1" w:semiHidden="1" w:unhideWhenUsed="1"/>
+    <w:lsdException w:name="Table List 2" w:semiHidden="1" w:unhideWhenUsed="1"/>
+    <w:lsdException w:name="Table List 3" w:semiHidden="1" w:unhideWhenUsed="1"/>
+    <w:lsdException w:name="Table List 4" w:semiHidden="1" w:unhideWhenUsed="1"/>
+    <w:lsdException w:name="Table List 5" w:semiHidden="1" w:unhideWhenUsed="1"/>
+    <w:lsdException w:name="Table List 6" w:semiHidden="1" w:unhideWhenUsed="1"/>
+    <w:lsdException w:name="Table List 7" w:semiHidden="1" w:unhideWhenUsed="1"/>
+    <w:lsdException w:name="Table List 8" w:semiHidden="1" w:unhideWhenUsed="1"/>
+    <w:lsdException w:name="Table 3D effects 1" w:semiHidden="1" w:unhideWhenUsed="1"/>
+    <w:lsdException w:name="Table 3D effects 2" w:semiHidden="1" w:unhideWhenUsed="1"/>
+    <w:lsdException w:name="Table 3D effects 3" w:semiHidden="1" w:unhideWhenUsed="1"/>
+    <w:lsdException w:name="Table Contemporary" w:semiHidden="1" w:unhideWhenUsed="1"/>
+    <w:lsdException w:name="Table Elegant" w:semiHidden="1" w:unhideWhenUsed="1"/>
+    <w:lsdException w:name="Table Professional" w:semiHidden="1" w:unhideWhenUsed="1"/>
+    <w:lsdException w:name="Table Subtle 1" w:semiHidden="1" w:unhideWhenUsed="1"/>
+    <w:lsdException w:name="Table Subtle 2" w:semiHidden="1" w:unhideWhenUsed="1"/>
+    <w:lsdException w:name="Table Web 1" w:semiHidden="1" w:unhideWhenUsed="1"/>
+    <w:lsdException w:name="Table Web 2" w:semiHidden="1" w:unhideWhenUsed="1"/>
+    <w:lsdException w:name="Table Web 3" w:semiHidden="1" w:unhideWhenUsed="1"/>
+    <w:lsdException w:name="Balloon Text" w:semiHidden="1" w:unhideWhenUsed="1"/>
+    <w:lsdException w:name="Table Grid" w:uiPriority="59"/>
+    <w:lsdException w:name="Table Theme" w:semiHidden="1" w:unhideWhenUsed="1"/>
+    <w:lsdException w:name="Placeholder Text" w:semiHidden="1"/>
+    <w:lsdException w:name="No Spacing" w:uiPriority="1" w:qFormat="1"/>
+    <w:lsdException w:name="Light Shading" w:uiPriority="60"/>
+    <w:lsdException w:name="Light List" w:uiPriority="61"/>
+    <w:lsdException w:name="Light Grid" w:uiPriority="62"/>
+    <w:lsdException w:name="Medium Shading 1" w:uiPriority="63"/>
+    <w:lsdException w:name="Medium Shading 2" w:uiPriority="64"/>
+    <w:lsdException w:name="Medium List 1" w:uiPriority="65"/>
+    <w:lsdException w:name="Medium List 2" w:uiPriority="66"/>
+    <w:lsdException w:name="Medium Grid 1" w:uiPriority="67"/>
+    <w:lsdException w:name="Medium Grid 2" w:uiPriority="68"/>
+    <w:lsdException w:name="Medium Grid 3" w:uiPriority="69"/>
+    <w:lsdException w:name="Dark List" w:uiPriority="70"/>
+    <w:lsdException w:name="Colorful Shading" w:uiPriority="71"/>
+    <w:lsdException w:name="Colorful List" w:uiPriority="72"/>
+    <w:lsdException w:name="Colorful Grid" w:uiPriority="73"/>
+    <w:lsdException w:name="Light Shading Accent 1" w:uiPriority="60"/>
+    <w:lsdException w:name="Light List Accent 1" w:uiPriority="61"/>
+    <w:lsdException w:name="Light Grid Accent 1" w:uiPriority="62"/>
+    <w:lsdException w:name="Medium Shading 1 Accent 1" w:uiPriority="63"/>
+    <w:lsdException w:name="Medium Shading 2 Accent 1" w:uiPriority="64"/>
+    <w:lsdException w:name="Medium List 1 Accent 1" w:uiPriority="65"/>
+    <w:lsdException w:name="Revision" w:semiHidden="1"/>
+    <w:lsdException w:name="List Paragraph" w:uiPriority="34" w:qFormat="1"/>
+    <w:lsdException w:name="Quote" w:uiPriority="29" w:qFormat="1"/>
+    <w:lsdException w:name="Intense Quote" w:uiPriority="30" w:qFormat="1"/>
+    <w:lsdException w:name="Medium List 2 Accent 1" w:uiPriority="66"/>
+    <w:lsdException w:name="Medium Grid 1 Accent 1" w:uiPriority="67"/>
+    <w:lsdException w:name="Medium Grid 2 Accent 1" w:uiPriority="68"/>
+    <w:lsdException w:name="Medium Grid 3 Accent 1" w:uiPriority="69"/>
+    <w:lsdException w:name="Dark List Accent 1" w:uiPriority="70"/>
+    <w:lsdException w:name="Colorful Shading Accent 1" w:uiPriority="71"/>
+    <w:lsdException w:name="Colorful List Accent 1" w:uiPriority="72"/>
+    <w:lsdException w:name="Colorful Grid Accent 1" w:uiPriority="73"/>
+    <w:lsdException w:name="Light Shading Accent 2" w:uiPriority="60"/>
+    <w:lsdException w:name="Light List Accent 2" w:uiPriority="61"/>
+    <w:lsdException w:name="Light Grid Accent 2" w:uiPriority="62"/>
+    <w:lsdException w:name="Medium Shading 1 Accent 2" w:uiPriority="63"/>
+    <w:lsdException w:name="Medium Shading 2 Accent 2" w:uiPriority="64"/>
+    <w:lsdException w:name="Medium List 1 Accent 2" w:uiPriority="65"/>
+    <w:lsdException w:name="Medium List 2 Accent 2" w:uiPriority="66"/>
+    <w:lsdException w:name="Medium Grid 1 Accent 2" w:uiPriority="67"/>
+    <w:lsdException w:name="Medium Grid 2 Accent 2" w:uiPriority="68"/>
+    <w:lsdException w:name="Medium Grid 3 Accent 2" w:uiPriority="69"/>
+    <w:lsdException w:name="Dark List Accent 2" w:uiPriority="70"/>
+    <w:lsdException w:name="Colorful Shading Accent 2" w:uiPriority="71"/>
+    <w:lsdException w:name="Colorful List Accent 2" w:uiPriority="72"/>
+    <w:lsdException w:name="Colorful Grid Accent 2" w:uiPriority="73"/>
+    <w:lsdException w:name="Light Shading Accent 3" w:uiPriority="60"/>
+    <w:lsdException w:name="Light List Accent 3" w:uiPriority="61"/>
+    <w:lsdException w:name="Light Grid Accent 3" w:uiPriority="62"/>
+    <w:lsdException w:name="Medium Shading 1 Accent 3" w:uiPriority="63"/>
+    <w:lsdException w:name="Medium Shading 2 Accent 3" w:uiPriority="64"/>
+    <w:lsdException w:name="Medium List 1 Accent 3" w:uiPriority="65"/>
+    <w:lsdException w:name="Medium List 2 Accent 3" w:uiPriority="66"/>
+    <w:lsdException w:name="Medium Grid 1 Accent 3" w:uiPriority="67"/>
+    <w:lsdException w:name="Medium Grid 2 Accent 3" w:uiPriority="68"/>
+    <w:lsdException w:name="Medium Grid 3 Accent 3" w:uiPriority="69"/>
+    <w:lsdException w:name="Dark List Accent 3" w:uiPriority="70"/>
+    <w:lsdException w:name="Colorful Shading Accent 3" w:uiPriority="71"/>
+    <w:lsdException w:name="Colorful List Accent 3" w:uiPriority="72"/>
+    <w:lsdException w:name="Colorful Grid Accent 3" w:uiPriority="73"/>
+    <w:lsdException w:name="Light Shading Accent 4" w:uiPriority="60"/>
+    <w:lsdException w:name="Light List Accent 4" w:uiPriority="61"/>
+    <w:lsdException w:name="Light Grid Accent 4" w:uiPriority="62"/>
+    <w:lsdException w:name="Medium Shading 1 Accent 4" w:uiPriority="63"/>
+    <w:lsdException w:name="Medium Shading 2 Accent 4" w:uiPriority="64"/>
+    <w:lsdException w:name="Medium List 1 Accent 4" w:uiPriority="65"/>
+    <w:lsdException w:name="Medium List 2 Accent 4" w:uiPriority="66"/>
+    <w:lsdException w:name="Medium Grid 1 Accent 4" w:uiPriority="67"/>
+    <w:lsdException w:name="Medium Grid 2 Accent 4" w:uiPriority="68"/>
+    <w:lsdException w:name="Medium Grid 3 Accent 4" w:uiPriority="69"/>
+    <w:lsdException w:name="Dark List Accent 4" w:uiPriority="70"/>
+    <w:lsdException w:name="Colorful Shading Accent 4" w:uiPriority="71"/>
+    <w:lsdException w:name="Colorful List Accent 4" w:uiPriority="72"/>
+    <w:lsdException w:name="Colorful Grid Accent 4" w:uiPriority="73"/>
+    <w:lsdException w:name="Light Shading Accent 5" w:uiPriority="60"/>
+    <w:lsdException w:name="Light List Accent 5" w:uiPriority="61"/>
+    <w:lsdException w:name="Light Grid Accent 5" w:uiPriority="62"/>
+    <w:lsdException w:name="Medium Shading 1 Accent 5" w:uiPriority="63"/>
+    <w:lsdException w:name="Medium Shading 2 Accent 5" w:uiPriority="64"/>
+    <w:lsdException w:name="Medium List 1 Accent 5" w:uiPriority="65"/>
+    <w:lsdException w:name="Medium List 2 Accent 5" w:uiPriority="66"/>
+    <w:lsdException w:name="Medium Grid 1 Accent 5" w:uiPriority="67"/>
+    <w:lsdException w:name="Medium Grid 2 Accent 5" w:uiPriority="68"/>
+    <w:lsdException w:name="Medium Grid 3 Accent 5" w:uiPriority="69"/>
+    <w:lsdException w:name="Dark List Accent 5" w:uiPriority="70"/>
+    <w:lsdException w:name="Colorful Shading Accent 5" w:uiPriority="71"/>
+    <w:lsdException w:name="Colorful List Accent 5" w:uiPriority="72"/>
+    <w:lsdException w:name="Colorful Grid Accent 5" w:uiPriority="73"/>
+    <w:lsdException w:name="Light Shading Accent 6" w:uiPriority="60"/>
+    <w:lsdException w:name="Light List Accent 6" w:uiPriority="61"/>
+    <w:lsdException w:name="Light Grid Accent 6" w:uiPriority="62"/>
+    <w:lsdException w:name="Medium Shading 1 Accent 6" w:uiPriority="63"/>
+    <w:lsdException w:name="Medium Shading 2 Accent 6" w:uiPriority="64"/>
+    <w:lsdException w:name="Medium List 1 Accent 6" w:uiPriority="65"/>
+    <w:lsdException w:name="Medium List 2 Accent 6" w:uiPriority="66"/>
+    <w:lsdException w:name="Medium Grid 1 Accent 6" w:uiPriority="67"/>
+    <w:lsdException w:name="Medium Grid 2 Accent 6" w:uiPriority="68"/>
+    <w:lsdException w:name="Medium Grid 3 Accent 6" w:uiPriority="69"/>
+    <w:lsdException w:name="Dark List Accent 6" w:uiPriority="70"/>
+    <w:lsdException w:name="Colorful Shading Accent 6" w:uiPriority="71"/>
+    <w:lsdException w:name="Colorful List Accent 6" w:uiPriority="72"/>
+    <w:lsdException w:name="Colorful Grid Accent 6" w:uiPriority="73"/>
+    <w:lsdException w:name="Subtle Emphasis" w:uiPriority="19" w:qFormat="1"/>
+    <w:lsdException w:name="Intense Emphasis" w:uiPriority="21" w:qFormat="1"/>
+    <w:lsdException w:name="Subtle Reference" w:uiPriority="31" w:qFormat="1"/>
+    <w:lsdException w:name="Intense Reference" w:uiPriority="32" w:qFormat="1"/>
+    <w:lsdException w:name="Book Title" w:uiPriority="33" w:qFormat="1"/>
+    <w:lsdException w:name="Bibliography" w:semiHidden="1" w:uiPriority="37" w:unhideWhenUsed="1"/>
+    <w:lsdException w:name="TOC Heading" w:semiHidden="1" w:uiPriority="39" w:unhideWhenUsed="1" w:qFormat="1"/>
+    <w:lsdException w:name="Plain Table 1" w:uiPriority="41"/>
+    <w:lsdException w:name="Plain Table 2" w:uiPriority="42"/>
+    <w:lsdException w:name="Plain Table 3" w:uiPriority="43"/>
+    <w:lsdException w:name="Plain Table 4" w:uiPriority="44"/>
+    <w:lsdException w:name="Plain Table 5" w:uiPriority="45"/>
+    <w:lsdException w:name="Grid Table Light" w:uiPriority="40"/>
+    <w:lsdException w:name="Grid Table 1 Light" w:uiPriority="46"/>
+    <w:lsdException w:name="Grid Table 2" w:uiPriority="47"/>
+    <w:lsdException w:name="Grid Table 3" w:uiPriority="48"/>
+    <w:lsdException w:name="Grid Table 4" w:uiPriority="49"/>
+    <w:lsdException w:name="Grid Table 5 Dark" w:uiPriority="50"/>
+    <w:lsdException w:name="Grid Table 6 Colorful" w:uiPriority="51"/>
+    <w:lsdException w:name="Grid Table 7 Colorful" w:uiPriority="52"/>
+    <w:lsdException w:name="Grid Table 1 Light Accent 1" w:uiPriority="46"/>
+    <w:lsdException w:name="Grid Table 2 Accent 1" w:uiPriority="47"/>
+    <w:lsdException w:name="Grid Table 3 Accent 1" w:uiPriority="48"/>
+    <w:lsdException w:name="Grid Table 4 Accent 1" w:uiPriority="49"/>
+    <w:lsdException w:name="Grid Table 5 Dark Accent 1" w:uiPriority="50"/>
+    <w:lsdException w:name="Grid Table 6 Colorful Accent 1" w:uiPriority="51"/>
+    <w:lsdException w:name="Grid Table 7 Colorful Accent 1" w:uiPriority="52"/>
+    <w:lsdException w:name="Grid Table 1 Light Accent 2" w:uiPriority="46"/>
+    <w:lsdException w:name="Grid Table 2 Accent 2" w:uiPriority="47"/>
+    <w:lsdException w:name="Grid Table 3 Accent 2" w:uiPriority="48"/>
+    <w:lsdException w:name="Grid Table 4 Accent 2" w:uiPriority="49"/>
+    <w:lsdException w:name="Grid Table 5 Dark Accent 2" w:uiPriority="50"/>
+    <w:lsdException w:name="Grid Table 6 Colorful Accent 2" w:uiPriority="51"/>
+    <w:lsdException w:name="Grid Table 7 Colorful Accent 2" w:uiPriority="52"/>
+    <w:lsdException w:name="Grid Table 1 Light Accent 3" w:uiPriority="46"/>
+    <w:lsdException w:name="Grid Table 2 Accent 3" w:uiPriority="47"/>
+    <w:lsdException w:name="Grid Table 3 Accent 3" w:uiPriority="48"/>
+    <w:lsdException w:name="Grid Table 4 Accent 3" w:uiPriority="49"/>
+    <w:lsdException w:name="Grid Table 5 Dark Accent 3" w:uiPriority="50"/>
+    <w:lsdException w:name="Grid Table 6 Colorful Accent 3" w:uiPriority="51"/>
+    <w:lsdException w:name="Grid Table 7 Colorful Accent 3" w:uiPriority="52"/>
+    <w:lsdException w:name="Grid Table 1 Light Accent 4" w:uiPriority="46"/>
+    <w:lsdException w:name="Grid Table 2 Accent 4" w:uiPriority="47"/>
+    <w:lsdException w:name="Grid Table 3 Accent 4" w:uiPriority="48"/>
+    <w:lsdException w:name="Grid Table 4 Accent 4" w:uiPriority="49"/>
+    <w:lsdException w:name="Grid Table 5 Dark Accent 4" w:uiPriority="50"/>
+    <w:lsdException w:name="Grid Table 6 Colorful Accent 4" w:uiPriority="51"/>
+    <w:lsdException w:name="Grid Table 7 Colorful Accent 4" w:uiPriority="52"/>
+    <w:lsdException w:name="Grid Table 1 Light Accent 5" w:uiPriority="46"/>
+    <w:lsdException w:name="Grid Table 2 Accent 5" w:uiPriority="47"/>
+    <w:lsdException w:name="Grid Table 3 Accent 5" w:uiPriority="48"/>
+    <w:lsdException w:name="Grid Table 4 Accent 5" w:uiPriority="49"/>
+    <w:lsdException w:name="Grid Table 5 Dark Accent 5" w:uiPriority="50"/>
+    <w:lsdException w:name="Grid Table 6 Colorful Accent 5" w:uiPriority="51"/>
+    <w:lsdException w:name="Grid Table 7 Colorful Accent 5" w:uiPriority="52"/>
+    <w:lsdException w:name="Grid Table 1 Light Accent 6" w:uiPriority="46"/>
+    <w:lsdException w:name="Grid Table 2 Accent 6" w:uiPriority="47"/>
+    <w:lsdException w:name="Grid Table 3 Accent 6" w:uiPriority="48"/>
+    <w:lsdException w:name="Grid Table 4 Accent 6" w:uiPriority="49"/>
+    <w:lsdException w:name="Grid Table 5 Dark Accent 6" w:uiPriority="50"/>
+    <w:lsdException w:name="Grid Table 6 Colorful Accent 6" w:uiPriority="51"/>
+    <w:lsdException w:name="Grid Table 7 Colorful Accent 6" w:uiPriority="52"/>
+    <w:lsdException w:name="List Table 1 Light" w:uiPriority="46"/>
+    <w:lsdException w:name="List Table 2" w:uiPriority="47"/>
+    <w:lsdException w:name="List Table 3" w:uiPriority="48"/>
+    <w:lsdException w:name="List Table 4" w:uiPriority="49"/>
+    <w:lsdException w:name="List Table 5 Dark" w:uiPriority="50"/>
+    <w:lsdException w:name="List Table 6 Colorful" w:uiPriority="51"/>
+    <w:lsdException w:name="List Table 7 Colorful" w:uiPriority="52"/>
+    <w:lsdException w:name="List Table 1 Light Accent 1" w:uiPriority="46"/>
+    <w:lsdException w:name="List Table 2 Accent 1" w:uiPriority="47"/>
+    <w:lsdException w:name="List Table 3 Accent 1" w:uiPriority="48"/>
+    <w:lsdException w:name="List Table 4 Accent 1" w:uiPriority="49"/>
+    <w:lsdException w:name="List Table 5 Dark Accent 1" w:uiPriority="50"/>
+    <w:lsdException w:name="List Table 6 Colorful Accent 1" w:uiPriority="51"/>
+    <w:lsdException w:name="List Table 7 Colorful Accent 1" w:uiPriority="52"/>
+    <w:lsdException w:name="List Table 1 Light Accent 2" w:uiPriority="46"/>
+    <w:lsdException w:name="List Table 2 Accent 2" w:uiPriority="47"/>
+    <w:lsdException w:name="List Table 3 Accent 2" w:uiPriority="48"/>
+    <w:lsdException w:name="List Table 4 Accent 2" w:uiPriority="49"/>
+    <w:lsdException w:name="List Table 5 Dark Accent 2" w:uiPriority="50"/>
+    <w:lsdException w:name="List Table 6 Colorful Accent 2" w:uiPriority="51"/>
+    <w:lsdException w:name="List Table 7 Colorful Accent 2" w:uiPriority="52"/>
+    <w:lsdException w:name="List Table 1 Light Accent 3" w:uiPriority="46"/>
+    <w:lsdException w:name="List Table 2 Accent 3" w:uiPriority="47"/>
+    <w:lsdException w:name="List Table 3 Accent 3" w:uiPriority="48"/>
+    <w:lsdException w:name="List Table 4 Accent 3" w:uiPriority="49"/>
+    <w:lsdException w:name="List Table 5 Dark Accent 3" w:uiPriority="50"/>
+    <w:lsdException w:name="List Table 6 Colorful Accent 3" w:uiPriority="51"/>
+    <w:lsdException w:name="List Table 7 Colorful Accent 3" w:uiPriority="52"/>
+    <w:lsdException w:name="List Table 1 Light Accent 4" w:uiPriority="46"/>
+    <w:lsdException w:name="List Table 2 Accent 4" w:uiPriority="47"/>
+    <w:lsdException w:name="List Table 3 Accent 4" w:uiPriority="48"/>
+    <w:lsdException w:name="List Table 4 Accent 4" w:uiPriority="49"/>
+    <w:lsdException w:name="List Table 5 Dark Accent 4" w:uiPriority="50"/>
+    <w:lsdException w:name="List Table 6 Colorful Accent 4" w:uiPriority="51"/>
+    <w:lsdException w:name="List Table 7 Colorful Accent 4" w:uiPriority="52"/>
+    <w:lsdException w:name="List Table 1 Light Accent 5" w:uiPriority="46"/>
+    <w:lsdException w:name="List Table 2 Accent 5" w:uiPriority="47"/>
+    <w:lsdException w:name="List Table 3 Accent 5" w:uiPriority="48"/>
+    <w:lsdException w:name="List Table 4 Accent 5" w:uiPriority="49"/>
+    <w:lsdException w:name="List Table 5 Dark Accent 5" w:uiPriority="50"/>
+    <w:lsdException w:name="List Table 6 Colorful Accent 5" w:uiPriority="51"/>
+    <w:lsdException w:name="List Table 7 Colorful Accent 5" w:uiPriority="52"/>
+    <w:lsdException w:name="List Table 1 Light Accent 6" w:uiPriority="46"/>
+    <w:lsdException w:name="List Table 2 Accent 6" w:uiPriority="47"/>
+    <w:lsdException w:name="List Table 3 Accent 6" w:uiPriority="48"/>
+    <w:lsdException w:name="List Table 4 Accent 6" w:uiPriority="49"/>
+    <w:lsdException w:name="List Table 5 Dark Accent 6" w:uiPriority="50"/>
+    <w:lsdException w:name="List Table 6 Colorful Accent 6" w:uiPriority="51"/>
+    <w:lsdException w:name="List Table 7 Colorful Accent 6" w:uiPriority="52"/>
+    <w:lsdException w:name="Mention" w:semiHidden="1" w:unhideWhenUsed="1"/>
+    <w:lsdException w:name="Smart Hyperlink" w:semiHidden="1" w:unhideWhenUsed="1"/>
+    <w:lsdException w:name="Hashtag" w:semiHidden="1" w:unhideWhenUsed="1"/>
+    <w:lsdException w:name="Unresolved Mention" w:semiHidden="1" w:unhideWhenUsed="1"/>
+    <w:lsdException w:name="Smart Link" w:semiHidden="1" w:unhideWhenUsed="1"/>
   </w:latentStyles>
   <w:style w:type="paragraph" w:default="1" w:styleId="Normal">
     <w:name w:val="Normal"/>
     <w:qFormat/>
-    <w:rsid w:val="00C20FD8"/>
+    <w:rsid w:val="002B74AC"/>
+    <w:pPr>
+      <w:spacing w:after="240" w:line="276" w:lineRule="auto"/>
+    </w:pPr>
+    <w:rPr>
+      <w:rFonts w:cstheme="minorHAnsi"/>
+      <w:sz w:val="28"/>
+      <w:szCs w:val="28"/>
+    </w:rPr>
+  </w:style>
+  <w:style w:type="paragraph" w:styleId="Heading1">
+    <w:name w:val="heading 1"/>
+    <w:basedOn w:val="NoSpacing"/>
+    <w:next w:val="Normal"/>
+    <w:link w:val="Heading1Char"/>
+    <w:qFormat/>
+    <w:rsid w:val="002B74AC"/>
+    <w:pPr>
+      <w:keepNext/>
+      <w:spacing w:before="240" w:after="60"/>
+      <w:outlineLvl w:val="0"/>
+    </w:pPr>
+    <w:rPr>
+      <w:rFonts w:eastAsiaTheme="majorEastAsia"/>
+      <w:b/>
+      <w:kern w:val="28"/>
+      <w:sz w:val="56"/>
+    </w:rPr>
+  </w:style>
+  <w:style w:type="paragraph" w:styleId="Heading2">
+    <w:name w:val="heading 2"/>
+    <w:basedOn w:val="Heading1"/>
+    <w:next w:val="Normal"/>
+    <w:link w:val="Heading2Char"/>
+    <w:qFormat/>
+    <w:rsid w:val="002B74AC"/>
+    <w:pPr>
+      <w:numPr>
+        <w:ilvl w:val="1"/>
+        <w:numId w:val="7"/>
+      </w:numPr>
+      <w:outlineLvl w:val="1"/>
+    </w:pPr>
+    <w:rPr>
+      <w:rFonts w:asciiTheme="majorHAnsi" w:hAnsiTheme="majorHAnsi"/>
+      <w:sz w:val="48"/>
+      <w:szCs w:val="48"/>
+    </w:rPr>
+  </w:style>
+  <w:style w:type="paragraph" w:styleId="Heading3">
+    <w:name w:val="heading 3"/>
+    <w:basedOn w:val="Heading2"/>
+    <w:next w:val="Normal"/>
+    <w:link w:val="Heading3Char"/>
+    <w:qFormat/>
+    <w:rsid w:val="002B74AC"/>
+    <w:pPr>
+      <w:outlineLvl w:val="2"/>
+    </w:pPr>
+    <w:rPr>
+      <w:sz w:val="40"/>
+    </w:rPr>
+  </w:style>
+  <w:style w:type="paragraph" w:styleId="Heading4">
+    <w:name w:val="heading 4"/>
+    <w:basedOn w:val="Heading3"/>
+    <w:next w:val="Normal"/>
+    <w:link w:val="Heading4Char"/>
+    <w:qFormat/>
+    <w:rsid w:val="002B74AC"/>
+    <w:pPr>
+      <w:numPr>
+        <w:ilvl w:val="3"/>
+      </w:numPr>
+      <w:outlineLvl w:val="3"/>
+    </w:pPr>
+    <w:rPr>
+      <w:sz w:val="32"/>
+    </w:rPr>
+  </w:style>
+  <w:style w:type="paragraph" w:styleId="Heading5">
+    <w:name w:val="heading 5"/>
+    <w:basedOn w:val="Heading4"/>
+    <w:next w:val="Normal"/>
+    <w:link w:val="Heading5Char"/>
+    <w:qFormat/>
+    <w:rsid w:val="002B74AC"/>
+    <w:pPr>
+      <w:numPr>
+        <w:ilvl w:val="4"/>
+      </w:numPr>
+      <w:outlineLvl w:val="4"/>
+    </w:pPr>
+    <w:rPr>
+      <w:sz w:val="28"/>
+    </w:rPr>
+  </w:style>
+  <w:style w:type="paragraph" w:styleId="Heading6">
+    <w:name w:val="heading 6"/>
+    <w:basedOn w:val="Heading5"/>
+    <w:next w:val="Normal"/>
+    <w:link w:val="Heading6Char"/>
+    <w:qFormat/>
+    <w:rsid w:val="002B74AC"/>
+    <w:pPr>
+      <w:numPr>
+        <w:ilvl w:val="5"/>
+      </w:numPr>
+      <w:outlineLvl w:val="5"/>
+    </w:pPr>
+    <w:rPr>
+      <w:bCs/>
+      <w:sz w:val="24"/>
+      <w:szCs w:val="24"/>
+      <w:u w:val="single"/>
+    </w:rPr>
+  </w:style>
+  <w:style w:type="paragraph" w:styleId="Heading7">
+    <w:name w:val="heading 7"/>
+    <w:basedOn w:val="Heading6"/>
+    <w:next w:val="Normal"/>
+    <w:link w:val="Heading7Char"/>
+    <w:qFormat/>
+    <w:rsid w:val="002B74AC"/>
+    <w:pPr>
+      <w:keepNext w:val="0"/>
+      <w:numPr>
+        <w:ilvl w:val="0"/>
+        <w:numId w:val="0"/>
+      </w:numPr>
+      <w:outlineLvl w:val="6"/>
+    </w:pPr>
+    <w:rPr>
+      <w:b w:val="0"/>
+      <w:kern w:val="0"/>
+    </w:rPr>
+  </w:style>
+  <w:style w:type="paragraph" w:styleId="Heading8">
+    <w:name w:val="heading 8"/>
+    <w:basedOn w:val="Heading6"/>
+    <w:next w:val="Normal"/>
+    <w:link w:val="Heading8Char"/>
+    <w:qFormat/>
+    <w:rsid w:val="002B74AC"/>
+    <w:pPr>
+      <w:outlineLvl w:val="7"/>
+    </w:pPr>
+    <w:rPr>
+      <w:i/>
+      <w:iCs/>
+      <w:u w:val="none"/>
+    </w:rPr>
+  </w:style>
+  <w:style w:type="paragraph" w:styleId="Heading9">
+    <w:name w:val="heading 9"/>
+    <w:basedOn w:val="Heading8"/>
+    <w:next w:val="Normal"/>
+    <w:link w:val="Heading9Char"/>
+    <w:qFormat/>
+    <w:rsid w:val="002B74AC"/>
+    <w:pPr>
+      <w:outlineLvl w:val="8"/>
+    </w:pPr>
+    <w:rPr>
+      <w:b w:val="0"/>
+      <w:bCs w:val="0"/>
+    </w:rPr>
   </w:style>
   <w:style w:type="character" w:default="1" w:styleId="DefaultParagraphFont">
     <w:name w:val="Default Paragraph Font"/>
     <w:uiPriority w:val="1"/>
+    <w:semiHidden/>
     <w:unhideWhenUsed/>
   </w:style>
   <w:style w:type="table" w:default="1" w:styleId="TableNormal">
@@ -960,7 +1472,6 @@
     <w:uiPriority w:val="99"/>
     <w:semiHidden/>
     <w:unhideWhenUsed/>
-    <w:qFormat/>
     <w:tblPr>
       <w:tblInd w:w="0" w:type="dxa"/>
       <w:tblCellMar>
@@ -1006,6 +1517,505 @@
       <w:sz w:val="20"/>
       <w:szCs w:val="20"/>
       <w:lang w:eastAsia="ar-SA"/>
+    </w:rPr>
+  </w:style>
+  <w:style w:type="paragraph" w:customStyle="1" w:styleId="Subheading1">
+    <w:name w:val="Subheading 1"/>
+    <w:basedOn w:val="Heading1"/>
+    <w:next w:val="Normal"/>
+    <w:link w:val="Subheading1Char"/>
+    <w:qFormat/>
+    <w:rsid w:val="002B74AC"/>
+    <w:pPr>
+      <w:spacing w:before="0" w:after="0" w:line="240" w:lineRule="auto"/>
+      <w:contextualSpacing/>
+    </w:pPr>
+    <w:rPr>
+      <w:rFonts w:asciiTheme="majorHAnsi" w:eastAsiaTheme="minorHAnsi" w:hAnsiTheme="majorHAnsi"/>
+      <w:sz w:val="48"/>
+      <w:szCs w:val="48"/>
+      <w:vertAlign w:val="superscript"/>
+    </w:rPr>
+  </w:style>
+  <w:style w:type="character" w:customStyle="1" w:styleId="Subheading1Char">
+    <w:name w:val="Subheading 1 Char"/>
+    <w:basedOn w:val="DefaultParagraphFont"/>
+    <w:link w:val="Subheading1"/>
+    <w:rsid w:val="002B74AC"/>
+    <w:rPr>
+      <w:rFonts w:asciiTheme="majorHAnsi" w:hAnsiTheme="majorHAnsi" w:cstheme="minorHAnsi"/>
+      <w:b/>
+      <w:kern w:val="28"/>
+      <w:sz w:val="48"/>
+      <w:szCs w:val="48"/>
+      <w:vertAlign w:val="superscript"/>
+    </w:rPr>
+  </w:style>
+  <w:style w:type="character" w:customStyle="1" w:styleId="Heading1Char">
+    <w:name w:val="Heading 1 Char"/>
+    <w:basedOn w:val="DefaultParagraphFont"/>
+    <w:link w:val="Heading1"/>
+    <w:rsid w:val="002B74AC"/>
+    <w:rPr>
+      <w:rFonts w:eastAsiaTheme="majorEastAsia" w:cstheme="minorHAnsi"/>
+      <w:b/>
+      <w:kern w:val="28"/>
+      <w:sz w:val="56"/>
+      <w:szCs w:val="28"/>
+    </w:rPr>
+  </w:style>
+  <w:style w:type="paragraph" w:customStyle="1" w:styleId="Subheading2">
+    <w:name w:val="Subheading 2"/>
+    <w:basedOn w:val="Subheading1"/>
+    <w:next w:val="Normal"/>
+    <w:link w:val="Subheading2Char"/>
+    <w:qFormat/>
+    <w:rsid w:val="002B74AC"/>
+  </w:style>
+  <w:style w:type="character" w:customStyle="1" w:styleId="Subheading2Char">
+    <w:name w:val="Subheading 2 Char"/>
+    <w:basedOn w:val="Subheading1Char"/>
+    <w:link w:val="Subheading2"/>
+    <w:rsid w:val="002B74AC"/>
+    <w:rPr>
+      <w:rFonts w:asciiTheme="majorHAnsi" w:hAnsiTheme="majorHAnsi" w:cstheme="minorHAnsi"/>
+      <w:b/>
+      <w:kern w:val="28"/>
+      <w:sz w:val="48"/>
+      <w:szCs w:val="48"/>
+      <w:vertAlign w:val="superscript"/>
+    </w:rPr>
+  </w:style>
+  <w:style w:type="paragraph" w:customStyle="1" w:styleId="Subheading3">
+    <w:name w:val="Subheading 3"/>
+    <w:basedOn w:val="Subheading2"/>
+    <w:next w:val="Normal"/>
+    <w:link w:val="Subheading3Char"/>
+    <w:qFormat/>
+    <w:rsid w:val="002B74AC"/>
+    <w:rPr>
+      <w:sz w:val="40"/>
+      <w:szCs w:val="40"/>
+    </w:rPr>
+  </w:style>
+  <w:style w:type="character" w:customStyle="1" w:styleId="Subheading3Char">
+    <w:name w:val="Subheading 3 Char"/>
+    <w:basedOn w:val="Subheading2Char"/>
+    <w:link w:val="Subheading3"/>
+    <w:rsid w:val="002B74AC"/>
+    <w:rPr>
+      <w:rFonts w:asciiTheme="majorHAnsi" w:hAnsiTheme="majorHAnsi" w:cstheme="minorHAnsi"/>
+      <w:b/>
+      <w:kern w:val="28"/>
+      <w:sz w:val="40"/>
+      <w:szCs w:val="40"/>
+      <w:vertAlign w:val="superscript"/>
+    </w:rPr>
+  </w:style>
+  <w:style w:type="paragraph" w:customStyle="1" w:styleId="Suptitle">
+    <w:name w:val="Suptitle"/>
+    <w:basedOn w:val="Subtitle"/>
+    <w:link w:val="SuptitleChar"/>
+    <w:qFormat/>
+    <w:rsid w:val="002B74AC"/>
+    <w:pPr>
+      <w:spacing w:before="240" w:line="240" w:lineRule="auto"/>
+    </w:pPr>
+    <w:rPr>
+      <w:vertAlign w:val="subscript"/>
+    </w:rPr>
+  </w:style>
+  <w:style w:type="character" w:customStyle="1" w:styleId="SuptitleChar">
+    <w:name w:val="Suptitle Char"/>
+    <w:basedOn w:val="SubtitleChar"/>
+    <w:link w:val="Suptitle"/>
+    <w:rsid w:val="002B74AC"/>
+    <w:rPr>
+      <w:rFonts w:asciiTheme="majorHAnsi" w:eastAsiaTheme="majorEastAsia" w:hAnsiTheme="majorHAnsi" w:cstheme="majorBidi"/>
+      <w:color w:val="7F7F7F" w:themeColor="text1" w:themeTint="80"/>
+      <w:spacing w:val="-10"/>
+      <w:kern w:val="28"/>
+      <w:sz w:val="72"/>
+      <w:szCs w:val="72"/>
+      <w:vertAlign w:val="subscript"/>
+    </w:rPr>
+  </w:style>
+  <w:style w:type="paragraph" w:styleId="Subtitle">
+    <w:name w:val="Subtitle"/>
+    <w:basedOn w:val="Title"/>
+    <w:next w:val="Normal"/>
+    <w:link w:val="SubtitleChar"/>
+    <w:uiPriority w:val="11"/>
+    <w:qFormat/>
+    <w:rsid w:val="002B74AC"/>
+    <w:rPr>
+      <w:b w:val="0"/>
+      <w:bCs w:val="0"/>
+      <w:color w:val="7F7F7F" w:themeColor="text1" w:themeTint="80"/>
+      <w:vertAlign w:val="superscript"/>
+    </w:rPr>
+  </w:style>
+  <w:style w:type="character" w:customStyle="1" w:styleId="SubtitleChar">
+    <w:name w:val="Subtitle Char"/>
+    <w:basedOn w:val="DefaultParagraphFont"/>
+    <w:link w:val="Subtitle"/>
+    <w:uiPriority w:val="11"/>
+    <w:rsid w:val="002B74AC"/>
+    <w:rPr>
+      <w:rFonts w:asciiTheme="majorHAnsi" w:eastAsiaTheme="majorEastAsia" w:hAnsiTheme="majorHAnsi" w:cstheme="majorBidi"/>
+      <w:color w:val="7F7F7F" w:themeColor="text1" w:themeTint="80"/>
+      <w:spacing w:val="-10"/>
+      <w:kern w:val="28"/>
+      <w:sz w:val="72"/>
+      <w:szCs w:val="72"/>
+      <w:vertAlign w:val="superscript"/>
+    </w:rPr>
+  </w:style>
+  <w:style w:type="paragraph" w:styleId="NoSpacing">
+    <w:name w:val="No Spacing"/>
+    <w:basedOn w:val="Normal"/>
+    <w:uiPriority w:val="1"/>
+    <w:qFormat/>
+    <w:rsid w:val="002B74AC"/>
+    <w:pPr>
+      <w:spacing w:after="0"/>
+    </w:pPr>
+  </w:style>
+  <w:style w:type="character" w:customStyle="1" w:styleId="Heading2Char">
+    <w:name w:val="Heading 2 Char"/>
+    <w:basedOn w:val="DefaultParagraphFont"/>
+    <w:link w:val="Heading2"/>
+    <w:rsid w:val="002B74AC"/>
+    <w:rPr>
+      <w:rFonts w:asciiTheme="majorHAnsi" w:eastAsiaTheme="majorEastAsia" w:hAnsiTheme="majorHAnsi" w:cstheme="minorHAnsi"/>
+      <w:b/>
+      <w:kern w:val="28"/>
+      <w:sz w:val="48"/>
+      <w:szCs w:val="48"/>
+    </w:rPr>
+  </w:style>
+  <w:style w:type="character" w:customStyle="1" w:styleId="Heading3Char">
+    <w:name w:val="Heading 3 Char"/>
+    <w:basedOn w:val="DefaultParagraphFont"/>
+    <w:link w:val="Heading3"/>
+    <w:rsid w:val="002B74AC"/>
+    <w:rPr>
+      <w:rFonts w:asciiTheme="majorHAnsi" w:eastAsiaTheme="majorEastAsia" w:hAnsiTheme="majorHAnsi" w:cstheme="minorHAnsi"/>
+      <w:b/>
+      <w:kern w:val="28"/>
+      <w:sz w:val="40"/>
+      <w:szCs w:val="48"/>
+    </w:rPr>
+  </w:style>
+  <w:style w:type="character" w:customStyle="1" w:styleId="Heading4Char">
+    <w:name w:val="Heading 4 Char"/>
+    <w:basedOn w:val="DefaultParagraphFont"/>
+    <w:link w:val="Heading4"/>
+    <w:rsid w:val="002B74AC"/>
+    <w:rPr>
+      <w:rFonts w:asciiTheme="majorHAnsi" w:eastAsiaTheme="majorEastAsia" w:hAnsiTheme="majorHAnsi" w:cstheme="minorHAnsi"/>
+      <w:b/>
+      <w:kern w:val="28"/>
+      <w:sz w:val="32"/>
+      <w:szCs w:val="48"/>
+    </w:rPr>
+  </w:style>
+  <w:style w:type="character" w:customStyle="1" w:styleId="Heading5Char">
+    <w:name w:val="Heading 5 Char"/>
+    <w:basedOn w:val="DefaultParagraphFont"/>
+    <w:link w:val="Heading5"/>
+    <w:rsid w:val="002B74AC"/>
+    <w:rPr>
+      <w:rFonts w:asciiTheme="majorHAnsi" w:eastAsiaTheme="majorEastAsia" w:hAnsiTheme="majorHAnsi" w:cstheme="minorHAnsi"/>
+      <w:b/>
+      <w:kern w:val="28"/>
+      <w:sz w:val="28"/>
+      <w:szCs w:val="48"/>
+    </w:rPr>
+  </w:style>
+  <w:style w:type="character" w:customStyle="1" w:styleId="Heading6Char">
+    <w:name w:val="Heading 6 Char"/>
+    <w:basedOn w:val="DefaultParagraphFont"/>
+    <w:link w:val="Heading6"/>
+    <w:rsid w:val="002B74AC"/>
+    <w:rPr>
+      <w:rFonts w:asciiTheme="majorHAnsi" w:eastAsiaTheme="majorEastAsia" w:hAnsiTheme="majorHAnsi" w:cstheme="minorHAnsi"/>
+      <w:b/>
+      <w:bCs/>
+      <w:kern w:val="28"/>
+      <w:sz w:val="24"/>
+      <w:szCs w:val="24"/>
+      <w:u w:val="single"/>
+    </w:rPr>
+  </w:style>
+  <w:style w:type="character" w:customStyle="1" w:styleId="Heading7Char">
+    <w:name w:val="Heading 7 Char"/>
+    <w:basedOn w:val="DefaultParagraphFont"/>
+    <w:link w:val="Heading7"/>
+    <w:rsid w:val="002B74AC"/>
+    <w:rPr>
+      <w:rFonts w:asciiTheme="majorHAnsi" w:eastAsiaTheme="majorEastAsia" w:hAnsiTheme="majorHAnsi" w:cstheme="minorHAnsi"/>
+      <w:bCs/>
+      <w:sz w:val="24"/>
+      <w:szCs w:val="24"/>
+      <w:u w:val="single"/>
+    </w:rPr>
+  </w:style>
+  <w:style w:type="character" w:customStyle="1" w:styleId="Heading8Char">
+    <w:name w:val="Heading 8 Char"/>
+    <w:basedOn w:val="DefaultParagraphFont"/>
+    <w:link w:val="Heading8"/>
+    <w:rsid w:val="002B74AC"/>
+    <w:rPr>
+      <w:rFonts w:asciiTheme="majorHAnsi" w:eastAsiaTheme="majorEastAsia" w:hAnsiTheme="majorHAnsi" w:cstheme="minorHAnsi"/>
+      <w:b/>
+      <w:bCs/>
+      <w:i/>
+      <w:iCs/>
+      <w:kern w:val="28"/>
+      <w:sz w:val="24"/>
+      <w:szCs w:val="24"/>
+    </w:rPr>
+  </w:style>
+  <w:style w:type="character" w:customStyle="1" w:styleId="Heading9Char">
+    <w:name w:val="Heading 9 Char"/>
+    <w:basedOn w:val="DefaultParagraphFont"/>
+    <w:link w:val="Heading9"/>
+    <w:rsid w:val="002B74AC"/>
+    <w:rPr>
+      <w:rFonts w:asciiTheme="majorHAnsi" w:eastAsiaTheme="majorEastAsia" w:hAnsiTheme="majorHAnsi" w:cstheme="minorHAnsi"/>
+      <w:i/>
+      <w:iCs/>
+      <w:kern w:val="28"/>
+      <w:sz w:val="24"/>
+      <w:szCs w:val="24"/>
+    </w:rPr>
+  </w:style>
+  <w:style w:type="paragraph" w:styleId="Caption">
+    <w:name w:val="caption"/>
+    <w:basedOn w:val="Normal"/>
+    <w:next w:val="Normal"/>
+    <w:uiPriority w:val="35"/>
+    <w:semiHidden/>
+    <w:unhideWhenUsed/>
+    <w:qFormat/>
+    <w:rsid w:val="002B74AC"/>
+    <w:pPr>
+      <w:spacing w:after="200"/>
+    </w:pPr>
+    <w:rPr>
+      <w:rFonts w:eastAsia="Times New Roman"/>
+      <w:i/>
+      <w:iCs/>
+      <w:color w:val="1F497D" w:themeColor="text2"/>
+      <w:szCs w:val="18"/>
+    </w:rPr>
+  </w:style>
+  <w:style w:type="paragraph" w:styleId="Title">
+    <w:name w:val="Title"/>
+    <w:basedOn w:val="NoSpacing"/>
+    <w:next w:val="Normal"/>
+    <w:link w:val="TitleChar"/>
+    <w:uiPriority w:val="10"/>
+    <w:qFormat/>
+    <w:rsid w:val="002B74AC"/>
+    <w:rPr>
+      <w:rFonts w:asciiTheme="majorHAnsi" w:eastAsiaTheme="majorEastAsia" w:hAnsiTheme="majorHAnsi" w:cstheme="majorBidi"/>
+      <w:b/>
+      <w:bCs/>
+      <w:spacing w:val="-10"/>
+      <w:kern w:val="28"/>
+      <w:sz w:val="72"/>
+      <w:szCs w:val="72"/>
+    </w:rPr>
+  </w:style>
+  <w:style w:type="character" w:customStyle="1" w:styleId="TitleChar">
+    <w:name w:val="Title Char"/>
+    <w:basedOn w:val="DefaultParagraphFont"/>
+    <w:link w:val="Title"/>
+    <w:uiPriority w:val="10"/>
+    <w:rsid w:val="002B74AC"/>
+    <w:rPr>
+      <w:rFonts w:asciiTheme="majorHAnsi" w:eastAsiaTheme="majorEastAsia" w:hAnsiTheme="majorHAnsi" w:cstheme="majorBidi"/>
+      <w:b/>
+      <w:bCs/>
+      <w:spacing w:val="-10"/>
+      <w:kern w:val="28"/>
+      <w:sz w:val="72"/>
+      <w:szCs w:val="72"/>
+    </w:rPr>
+  </w:style>
+  <w:style w:type="character" w:styleId="Strong">
+    <w:name w:val="Strong"/>
+    <w:uiPriority w:val="22"/>
+    <w:qFormat/>
+    <w:rsid w:val="002B74AC"/>
+    <w:rPr>
+      <w:b/>
+      <w:bCs/>
+    </w:rPr>
+  </w:style>
+  <w:style w:type="character" w:styleId="Emphasis">
+    <w:name w:val="Emphasis"/>
+    <w:uiPriority w:val="20"/>
+    <w:qFormat/>
+    <w:rsid w:val="002B74AC"/>
+    <w:rPr>
+      <w:rFonts w:asciiTheme="minorHAnsi" w:hAnsiTheme="minorHAnsi" w:cstheme="minorHAnsi"/>
+      <w:i/>
+      <w:iCs/>
+      <w:sz w:val="28"/>
+      <w:szCs w:val="28"/>
+    </w:rPr>
+  </w:style>
+  <w:style w:type="paragraph" w:styleId="ListParagraph">
+    <w:name w:val="List Paragraph"/>
+    <w:basedOn w:val="Normal"/>
+    <w:uiPriority w:val="34"/>
+    <w:qFormat/>
+    <w:rsid w:val="002B74AC"/>
+    <w:pPr>
+      <w:ind w:left="720"/>
+      <w:contextualSpacing/>
+    </w:pPr>
+    <w:rPr>
+      <w:rFonts w:eastAsia="Times New Roman"/>
+    </w:rPr>
+  </w:style>
+  <w:style w:type="paragraph" w:styleId="Quote">
+    <w:name w:val="Quote"/>
+    <w:basedOn w:val="Normal"/>
+    <w:next w:val="Normal"/>
+    <w:link w:val="QuoteChar"/>
+    <w:uiPriority w:val="29"/>
+    <w:qFormat/>
+    <w:rsid w:val="002B74AC"/>
+    <w:pPr>
+      <w:keepLines/>
+      <w:pageBreakBefore/>
+      <w:pBdr>
+        <w:left w:val="single" w:sz="4" w:space="7" w:color="auto"/>
+      </w:pBdr>
+      <w:spacing w:before="120" w:after="120"/>
+      <w:ind w:left="360"/>
+      <w:contextualSpacing/>
+      <w:mirrorIndents/>
+    </w:pPr>
+  </w:style>
+  <w:style w:type="character" w:customStyle="1" w:styleId="QuoteChar">
+    <w:name w:val="Quote Char"/>
+    <w:basedOn w:val="DefaultParagraphFont"/>
+    <w:link w:val="Quote"/>
+    <w:uiPriority w:val="29"/>
+    <w:rsid w:val="002B74AC"/>
+    <w:rPr>
+      <w:rFonts w:cstheme="minorHAnsi"/>
+      <w:sz w:val="28"/>
+      <w:szCs w:val="28"/>
+    </w:rPr>
+  </w:style>
+  <w:style w:type="paragraph" w:styleId="IntenseQuote">
+    <w:name w:val="Intense Quote"/>
+    <w:basedOn w:val="Quote"/>
+    <w:next w:val="Normal"/>
+    <w:link w:val="IntenseQuoteChar"/>
+    <w:uiPriority w:val="30"/>
+    <w:qFormat/>
+    <w:rsid w:val="002B74AC"/>
+    <w:pPr>
+      <w:pBdr>
+        <w:left w:val="single" w:sz="18" w:space="7" w:color="auto"/>
+      </w:pBdr>
+    </w:pPr>
+    <w:rPr>
+      <w:b/>
+      <w:bCs/>
+    </w:rPr>
+  </w:style>
+  <w:style w:type="character" w:customStyle="1" w:styleId="IntenseQuoteChar">
+    <w:name w:val="Intense Quote Char"/>
+    <w:basedOn w:val="DefaultParagraphFont"/>
+    <w:link w:val="IntenseQuote"/>
+    <w:uiPriority w:val="30"/>
+    <w:rsid w:val="002B74AC"/>
+    <w:rPr>
+      <w:rFonts w:cstheme="minorHAnsi"/>
+      <w:b/>
+      <w:bCs/>
+      <w:sz w:val="28"/>
+      <w:szCs w:val="28"/>
+    </w:rPr>
+  </w:style>
+  <w:style w:type="character" w:styleId="SubtleEmphasis">
+    <w:name w:val="Subtle Emphasis"/>
+    <w:basedOn w:val="Emphasis"/>
+    <w:uiPriority w:val="19"/>
+    <w:qFormat/>
+    <w:rsid w:val="002B74AC"/>
+    <w:rPr>
+      <w:rFonts w:asciiTheme="minorHAnsi" w:hAnsiTheme="minorHAnsi" w:cs="Calibri Light"/>
+      <w:i/>
+      <w:iCs/>
+      <w:color w:val="7F7F7F" w:themeColor="text1" w:themeTint="80"/>
+      <w:sz w:val="28"/>
+      <w:szCs w:val="28"/>
+    </w:rPr>
+  </w:style>
+  <w:style w:type="character" w:styleId="IntenseEmphasis">
+    <w:name w:val="Intense Emphasis"/>
+    <w:basedOn w:val="Emphasis"/>
+    <w:uiPriority w:val="21"/>
+    <w:qFormat/>
+    <w:rsid w:val="002B74AC"/>
+    <w:rPr>
+      <w:rFonts w:asciiTheme="minorHAnsi" w:hAnsiTheme="minorHAnsi" w:cstheme="minorHAnsi"/>
+      <w:b/>
+      <w:bCs/>
+      <w:i/>
+      <w:iCs/>
+      <w:sz w:val="28"/>
+      <w:szCs w:val="28"/>
+    </w:rPr>
+  </w:style>
+  <w:style w:type="character" w:styleId="SubtleReference">
+    <w:name w:val="Subtle Reference"/>
+    <w:uiPriority w:val="31"/>
+    <w:qFormat/>
+    <w:rsid w:val="002B74AC"/>
+    <w:rPr>
+      <w:caps/>
+      <w:color w:val="7F7F7F" w:themeColor="text1" w:themeTint="80"/>
+      <w:sz w:val="22"/>
+      <w:szCs w:val="22"/>
+    </w:rPr>
+  </w:style>
+  <w:style w:type="character" w:styleId="IntenseReference">
+    <w:name w:val="Intense Reference"/>
+    <w:basedOn w:val="SubtleReference"/>
+    <w:uiPriority w:val="32"/>
+    <w:qFormat/>
+    <w:rsid w:val="002B74AC"/>
+    <w:rPr>
+      <w:b/>
+      <w:bCs/>
+      <w:caps/>
+      <w:color w:val="7F7F7F" w:themeColor="text1" w:themeTint="80"/>
+      <w:sz w:val="22"/>
+      <w:szCs w:val="22"/>
+    </w:rPr>
+  </w:style>
+  <w:style w:type="character" w:styleId="BookTitle">
+    <w:name w:val="Book Title"/>
+    <w:basedOn w:val="DefaultParagraphFont"/>
+    <w:uiPriority w:val="33"/>
+    <w:qFormat/>
+    <w:rsid w:val="002B74AC"/>
+    <w:rPr>
+      <w:b/>
+      <w:bCs/>
+      <w:i/>
+      <w:iCs/>
+      <w:spacing w:val="5"/>
     </w:rPr>
   </w:style>
 </w:styles>
